--- a/时光日记app可行性分析.docx
+++ b/时光日记app可行性分析.docx
@@ -343,6 +343,12 @@
           <w:lang w:val="en-US" w:eastAsia="zh-CN"/>
         </w:rPr>
         <w:tab/>
+      </w:r>
+      <w:r>
+        <w:rPr>
+          <w:rFonts w:hint="eastAsia"/>
+          <w:lang w:val="en-US" w:eastAsia="zh-CN"/>
+        </w:rPr>
         <w:t>1</w:t>
       </w:r>
     </w:p>
@@ -371,6 +377,12 @@
           <w:lang w:val="en-US" w:eastAsia="zh-CN"/>
         </w:rPr>
         <w:tab/>
+      </w:r>
+      <w:r>
+        <w:rPr>
+          <w:rFonts w:hint="eastAsia"/>
+          <w:lang w:val="en-US" w:eastAsia="zh-CN"/>
+        </w:rPr>
         <w:t>1</w:t>
       </w:r>
     </w:p>
@@ -399,6 +411,12 @@
           <w:lang w:val="en-US" w:eastAsia="zh-CN"/>
         </w:rPr>
         <w:tab/>
+      </w:r>
+      <w:r>
+        <w:rPr>
+          <w:rFonts w:hint="eastAsia"/>
+          <w:lang w:val="en-US" w:eastAsia="zh-CN"/>
+        </w:rPr>
         <w:t>1</w:t>
       </w:r>
     </w:p>
@@ -427,6 +445,12 @@
           <w:lang w:val="en-US" w:eastAsia="zh-CN"/>
         </w:rPr>
         <w:tab/>
+      </w:r>
+      <w:r>
+        <w:rPr>
+          <w:rFonts w:hint="eastAsia"/>
+          <w:lang w:val="en-US" w:eastAsia="zh-CN"/>
+        </w:rPr>
         <w:t>1</w:t>
       </w:r>
     </w:p>
@@ -442,6 +466,48 @@
           <w:lang w:val="en-US" w:eastAsia="zh-CN"/>
         </w:rPr>
       </w:pPr>
+      <w:r>
+        <w:rPr>
+          <w:rFonts w:hint="default"/>
+          <w:lang w:val="en-US" w:eastAsia="zh-CN"/>
+        </w:rPr>
+        <w:t>1.</w:t>
+      </w:r>
+      <w:r>
+        <w:rPr>
+          <w:rFonts w:hint="eastAsia"/>
+          <w:lang w:val="en-US" w:eastAsia="zh-CN"/>
+        </w:rPr>
+        <w:t>5</w:t>
+      </w:r>
+      <w:r>
+        <w:rPr>
+          <w:rFonts w:hint="default"/>
+          <w:lang w:val="en-US" w:eastAsia="zh-CN"/>
+        </w:rPr>
+        <w:t xml:space="preserve"> </w:t>
+      </w:r>
+      <w:r>
+        <w:rPr>
+          <w:rFonts w:hint="eastAsia"/>
+          <w:lang w:val="en-US" w:eastAsia="zh-CN"/>
+        </w:rPr>
+        <w:t>小程序与原生app方案对比</w:t>
+      </w:r>
+      <w:r>
+        <w:rPr>
+          <w:rFonts w:hint="eastAsia"/>
+          <w:lang w:val="en-US" w:eastAsia="zh-CN"/>
+        </w:rPr>
+        <w:tab/>
+      </w:r>
+      <w:r>
+        <w:rPr>
+          <w:rFonts w:hint="eastAsia"/>
+          <w:lang w:val="en-US" w:eastAsia="zh-CN"/>
+        </w:rPr>
+        <w:t>1</w:t>
+      </w:r>
     </w:p>
     <w:p>
       <w:pPr>
@@ -455,41 +521,6 @@
           <w:lang w:val="en-US" w:eastAsia="zh-CN"/>
         </w:rPr>
       </w:pPr>
-      <w:r>
-        <w:rPr>
-          <w:rFonts w:hint="default"/>
-          <w:lang w:val="en-US" w:eastAsia="zh-CN"/>
-        </w:rPr>
-        <w:t>第</w:t>
-      </w:r>
-      <w:r>
-        <w:rPr>
-          <w:rFonts w:hint="eastAsia"/>
-          <w:lang w:val="en-US" w:eastAsia="zh-CN"/>
-        </w:rPr>
-        <w:t>二</w:t>
-      </w:r>
-      <w:r>
-        <w:rPr>
-          <w:rFonts w:hint="default"/>
-          <w:lang w:val="en-US" w:eastAsia="zh-CN"/>
-        </w:rPr>
-        <w:t>章</w:t>
-      </w:r>
-      <w:r>
-        <w:rPr>
-          <w:rFonts w:hint="eastAsia"/>
-          <w:lang w:val="en-US" w:eastAsia="zh-CN"/>
-        </w:rPr>
-        <w:t xml:space="preserve"> </w:t>
-      </w:r>
-      <w:r>
-        <w:rPr>
-          <w:rFonts w:hint="default"/>
-          <w:lang w:val="en-US" w:eastAsia="zh-CN"/>
-        </w:rPr>
-        <w:t>技术可行性分析</w:t>
-      </w:r>
     </w:p>
     <w:p>
       <w:pPr>
@@ -508,15 +539,35 @@
           <w:rFonts w:hint="default"/>
           <w:lang w:val="en-US" w:eastAsia="zh-CN"/>
         </w:rPr>
-        <w:t>2.1 前端与客户端技术</w:t>
-      </w:r>
-      <w:r>
-        <w:rPr>
-          <w:rFonts w:hint="eastAsia"/>
-          <w:lang w:val="en-US" w:eastAsia="zh-CN"/>
-        </w:rPr>
-        <w:tab/>
-        <w:t>2</w:t>
+        <w:t>第</w:t>
+      </w:r>
+      <w:r>
+        <w:rPr>
+          <w:rFonts w:hint="eastAsia"/>
+          <w:lang w:val="en-US" w:eastAsia="zh-CN"/>
+        </w:rPr>
+        <w:t>二</w:t>
+      </w:r>
+      <w:r>
+        <w:rPr>
+          <w:rFonts w:hint="default"/>
+          <w:lang w:val="en-US" w:eastAsia="zh-CN"/>
+        </w:rPr>
+        <w:t>章</w:t>
+      </w:r>
+      <w:r>
+        <w:rPr>
+          <w:rFonts w:hint="eastAsia"/>
+          <w:lang w:val="en-US" w:eastAsia="zh-CN"/>
+        </w:rPr>
+        <w:t xml:space="preserve"> </w:t>
+      </w:r>
+      <w:r>
+        <w:rPr>
+          <w:rFonts w:hint="default"/>
+          <w:lang w:val="en-US" w:eastAsia="zh-CN"/>
+        </w:rPr>
+        <w:t>技术可行性分析</w:t>
       </w:r>
     </w:p>
     <w:p>
@@ -536,7 +587,7 @@
           <w:rFonts w:hint="default"/>
           <w:lang w:val="en-US" w:eastAsia="zh-CN"/>
         </w:rPr>
-        <w:t>2.1.1 多媒体处理技术</w:t>
+        <w:t>2.1 前端与客户端技术</w:t>
       </w:r>
       <w:r>
         <w:rPr>
@@ -544,6 +595,12 @@
           <w:lang w:val="en-US" w:eastAsia="zh-CN"/>
         </w:rPr>
         <w:tab/>
+      </w:r>
+      <w:r>
+        <w:rPr>
+          <w:rFonts w:hint="eastAsia"/>
+          <w:lang w:val="en-US" w:eastAsia="zh-CN"/>
+        </w:rPr>
         <w:t>2</w:t>
       </w:r>
     </w:p>
@@ -564,7 +621,7 @@
           <w:rFonts w:hint="default"/>
           <w:lang w:val="en-US" w:eastAsia="zh-CN"/>
         </w:rPr>
-        <w:t>2.1.2 多端同步与本地缓存技术</w:t>
+        <w:t>2.1.1 端同步与本地缓存技术</w:t>
       </w:r>
       <w:r>
         <w:rPr>
@@ -572,6 +629,12 @@
           <w:lang w:val="en-US" w:eastAsia="zh-CN"/>
         </w:rPr>
         <w:tab/>
+      </w:r>
+      <w:r>
+        <w:rPr>
+          <w:rFonts w:hint="eastAsia"/>
+          <w:lang w:val="en-US" w:eastAsia="zh-CN"/>
+        </w:rPr>
         <w:t>2</w:t>
       </w:r>
     </w:p>
@@ -600,6 +663,12 @@
           <w:lang w:val="en-US" w:eastAsia="zh-CN"/>
         </w:rPr>
         <w:tab/>
+      </w:r>
+      <w:r>
+        <w:rPr>
+          <w:rFonts w:hint="eastAsia"/>
+          <w:lang w:val="en-US" w:eastAsia="zh-CN"/>
+        </w:rPr>
         <w:t>2</w:t>
       </w:r>
     </w:p>
@@ -628,6 +697,12 @@
           <w:lang w:val="en-US" w:eastAsia="zh-CN"/>
         </w:rPr>
         <w:tab/>
+      </w:r>
+      <w:r>
+        <w:rPr>
+          <w:rFonts w:hint="eastAsia"/>
+          <w:lang w:val="en-US" w:eastAsia="zh-CN"/>
+        </w:rPr>
         <w:t>2</w:t>
       </w:r>
     </w:p>
@@ -656,6 +731,12 @@
           <w:lang w:val="en-US" w:eastAsia="zh-CN"/>
         </w:rPr>
         <w:tab/>
+      </w:r>
+      <w:r>
+        <w:rPr>
+          <w:rFonts w:hint="eastAsia"/>
+          <w:lang w:val="en-US" w:eastAsia="zh-CN"/>
+        </w:rPr>
         <w:t>2</w:t>
       </w:r>
     </w:p>
@@ -684,6 +765,12 @@
           <w:lang w:val="en-US" w:eastAsia="zh-CN"/>
         </w:rPr>
         <w:tab/>
+      </w:r>
+      <w:r>
+        <w:rPr>
+          <w:rFonts w:hint="eastAsia"/>
+          <w:lang w:val="en-US" w:eastAsia="zh-CN"/>
+        </w:rPr>
         <w:t>2</w:t>
       </w:r>
     </w:p>
@@ -712,6 +799,12 @@
           <w:lang w:val="en-US" w:eastAsia="zh-CN"/>
         </w:rPr>
         <w:tab/>
+      </w:r>
+      <w:r>
+        <w:rPr>
+          <w:rFonts w:hint="eastAsia"/>
+          <w:lang w:val="en-US" w:eastAsia="zh-CN"/>
+        </w:rPr>
         <w:t>2</w:t>
       </w:r>
     </w:p>
@@ -740,6 +833,12 @@
           <w:lang w:val="en-US" w:eastAsia="zh-CN"/>
         </w:rPr>
         <w:tab/>
+      </w:r>
+      <w:r>
+        <w:rPr>
+          <w:rFonts w:hint="eastAsia"/>
+          <w:lang w:val="en-US" w:eastAsia="zh-CN"/>
+        </w:rPr>
         <w:t>2</w:t>
       </w:r>
     </w:p>
@@ -768,6 +867,12 @@
           <w:lang w:val="en-US" w:eastAsia="zh-CN"/>
         </w:rPr>
         <w:tab/>
+      </w:r>
+      <w:r>
+        <w:rPr>
+          <w:rFonts w:hint="eastAsia"/>
+          <w:lang w:val="en-US" w:eastAsia="zh-CN"/>
+        </w:rPr>
         <w:t>2</w:t>
       </w:r>
     </w:p>
@@ -796,6 +901,12 @@
           <w:lang w:val="en-US" w:eastAsia="zh-CN"/>
         </w:rPr>
         <w:tab/>
+      </w:r>
+      <w:r>
+        <w:rPr>
+          <w:rFonts w:hint="eastAsia"/>
+          <w:lang w:val="en-US" w:eastAsia="zh-CN"/>
+        </w:rPr>
         <w:t>3</w:t>
       </w:r>
     </w:p>
@@ -864,6 +975,12 @@
           <w:lang w:val="en-US" w:eastAsia="zh-CN"/>
         </w:rPr>
         <w:tab/>
+      </w:r>
+      <w:r>
+        <w:rPr>
+          <w:rFonts w:hint="eastAsia"/>
+          <w:lang w:val="en-US" w:eastAsia="zh-CN"/>
+        </w:rPr>
         <w:t>4</w:t>
       </w:r>
     </w:p>
@@ -892,6 +1009,12 @@
           <w:lang w:val="en-US" w:eastAsia="zh-CN"/>
         </w:rPr>
         <w:tab/>
+      </w:r>
+      <w:r>
+        <w:rPr>
+          <w:rFonts w:hint="eastAsia"/>
+          <w:lang w:val="en-US" w:eastAsia="zh-CN"/>
+        </w:rPr>
         <w:t>4</w:t>
       </w:r>
     </w:p>
@@ -920,6 +1043,12 @@
           <w:lang w:val="en-US" w:eastAsia="zh-CN"/>
         </w:rPr>
         <w:tab/>
+      </w:r>
+      <w:r>
+        <w:rPr>
+          <w:rFonts w:hint="eastAsia"/>
+          <w:lang w:val="en-US" w:eastAsia="zh-CN"/>
+        </w:rPr>
         <w:t>4</w:t>
       </w:r>
     </w:p>
@@ -948,6 +1077,12 @@
           <w:lang w:val="en-US" w:eastAsia="zh-CN"/>
         </w:rPr>
         <w:tab/>
+      </w:r>
+      <w:r>
+        <w:rPr>
+          <w:rFonts w:hint="eastAsia"/>
+          <w:lang w:val="en-US" w:eastAsia="zh-CN"/>
+        </w:rPr>
         <w:t>4</w:t>
       </w:r>
     </w:p>
@@ -976,6 +1111,12 @@
           <w:lang w:val="en-US" w:eastAsia="zh-CN"/>
         </w:rPr>
         <w:tab/>
+      </w:r>
+      <w:r>
+        <w:rPr>
+          <w:rFonts w:hint="eastAsia"/>
+          <w:lang w:val="en-US" w:eastAsia="zh-CN"/>
+        </w:rPr>
         <w:t>4</w:t>
       </w:r>
     </w:p>
@@ -1004,6 +1145,12 @@
           <w:lang w:val="en-US" w:eastAsia="zh-CN"/>
         </w:rPr>
         <w:tab/>
+      </w:r>
+      <w:r>
+        <w:rPr>
+          <w:rFonts w:hint="eastAsia"/>
+          <w:lang w:val="en-US" w:eastAsia="zh-CN"/>
+        </w:rPr>
         <w:t>4</w:t>
       </w:r>
     </w:p>
@@ -1032,6 +1179,12 @@
           <w:lang w:val="en-US" w:eastAsia="zh-CN"/>
         </w:rPr>
         <w:tab/>
+      </w:r>
+      <w:r>
+        <w:rPr>
+          <w:rFonts w:hint="eastAsia"/>
+          <w:lang w:val="en-US" w:eastAsia="zh-CN"/>
+        </w:rPr>
         <w:t>4</w:t>
       </w:r>
     </w:p>
@@ -1093,6 +1246,12 @@
           <w:lang w:val="en-US" w:eastAsia="zh-CN"/>
         </w:rPr>
         <w:tab/>
+      </w:r>
+      <w:r>
+        <w:rPr>
+          <w:rFonts w:hint="eastAsia"/>
+          <w:lang w:val="en-US" w:eastAsia="zh-CN"/>
+        </w:rPr>
         <w:t>5</w:t>
       </w:r>
     </w:p>
@@ -1121,6 +1280,12 @@
           <w:lang w:val="en-US" w:eastAsia="zh-CN"/>
         </w:rPr>
         <w:tab/>
+      </w:r>
+      <w:r>
+        <w:rPr>
+          <w:rFonts w:hint="eastAsia"/>
+          <w:lang w:val="en-US" w:eastAsia="zh-CN"/>
+        </w:rPr>
         <w:t>5</w:t>
       </w:r>
     </w:p>
@@ -1149,6 +1314,12 @@
           <w:lang w:val="en-US" w:eastAsia="zh-CN"/>
         </w:rPr>
         <w:tab/>
+      </w:r>
+      <w:r>
+        <w:rPr>
+          <w:rFonts w:hint="eastAsia"/>
+          <w:lang w:val="en-US" w:eastAsia="zh-CN"/>
+        </w:rPr>
         <w:t>5</w:t>
       </w:r>
     </w:p>
@@ -1177,6 +1348,12 @@
           <w:lang w:val="en-US" w:eastAsia="zh-CN"/>
         </w:rPr>
         <w:tab/>
+      </w:r>
+      <w:r>
+        <w:rPr>
+          <w:rFonts w:hint="eastAsia"/>
+          <w:lang w:val="en-US" w:eastAsia="zh-CN"/>
+        </w:rPr>
         <w:t>5</w:t>
       </w:r>
     </w:p>
@@ -1205,6 +1382,12 @@
           <w:lang w:val="en-US" w:eastAsia="zh-CN"/>
         </w:rPr>
         <w:tab/>
+      </w:r>
+      <w:r>
+        <w:rPr>
+          <w:rFonts w:hint="eastAsia"/>
+          <w:lang w:val="en-US" w:eastAsia="zh-CN"/>
+        </w:rPr>
         <w:t>5</w:t>
       </w:r>
     </w:p>
@@ -1233,6 +1416,12 @@
           <w:lang w:val="en-US" w:eastAsia="zh-CN"/>
         </w:rPr>
         <w:tab/>
+      </w:r>
+      <w:r>
+        <w:rPr>
+          <w:rFonts w:hint="eastAsia"/>
+          <w:lang w:val="en-US" w:eastAsia="zh-CN"/>
+        </w:rPr>
         <w:t>5</w:t>
       </w:r>
     </w:p>
@@ -1261,6 +1450,12 @@
           <w:lang w:val="en-US" w:eastAsia="zh-CN"/>
         </w:rPr>
         <w:tab/>
+      </w:r>
+      <w:r>
+        <w:rPr>
+          <w:rFonts w:hint="eastAsia"/>
+          <w:lang w:val="en-US" w:eastAsia="zh-CN"/>
+        </w:rPr>
         <w:t>5</w:t>
       </w:r>
     </w:p>
@@ -1289,6 +1484,12 @@
           <w:lang w:val="en-US" w:eastAsia="zh-CN"/>
         </w:rPr>
         <w:tab/>
+      </w:r>
+      <w:r>
+        <w:rPr>
+          <w:rFonts w:hint="eastAsia"/>
+          <w:lang w:val="en-US" w:eastAsia="zh-CN"/>
+        </w:rPr>
         <w:t>5</w:t>
       </w:r>
     </w:p>
@@ -1317,6 +1518,12 @@
           <w:lang w:val="en-US" w:eastAsia="zh-CN"/>
         </w:rPr>
         <w:tab/>
+      </w:r>
+      <w:r>
+        <w:rPr>
+          <w:rFonts w:hint="eastAsia"/>
+          <w:lang w:val="en-US" w:eastAsia="zh-CN"/>
+        </w:rPr>
         <w:t>5</w:t>
       </w:r>
     </w:p>
@@ -1378,6 +1585,12 @@
           <w:lang w:val="en-US" w:eastAsia="zh-CN"/>
         </w:rPr>
         <w:tab/>
+      </w:r>
+      <w:r>
+        <w:rPr>
+          <w:rFonts w:hint="eastAsia"/>
+          <w:lang w:val="en-US" w:eastAsia="zh-CN"/>
+        </w:rPr>
         <w:t>6</w:t>
       </w:r>
     </w:p>
@@ -1406,6 +1619,12 @@
           <w:lang w:val="en-US" w:eastAsia="zh-CN"/>
         </w:rPr>
         <w:tab/>
+      </w:r>
+      <w:r>
+        <w:rPr>
+          <w:rFonts w:hint="eastAsia"/>
+          <w:lang w:val="en-US" w:eastAsia="zh-CN"/>
+        </w:rPr>
         <w:t>6</w:t>
       </w:r>
     </w:p>
@@ -1434,6 +1653,12 @@
           <w:lang w:val="en-US" w:eastAsia="zh-CN"/>
         </w:rPr>
         <w:tab/>
+      </w:r>
+      <w:r>
+        <w:rPr>
+          <w:rFonts w:hint="eastAsia"/>
+          <w:lang w:val="en-US" w:eastAsia="zh-CN"/>
+        </w:rPr>
         <w:t>6</w:t>
       </w:r>
     </w:p>
@@ -1462,6 +1687,12 @@
           <w:lang w:val="en-US" w:eastAsia="zh-CN"/>
         </w:rPr>
         <w:tab/>
+      </w:r>
+      <w:r>
+        <w:rPr>
+          <w:rFonts w:hint="eastAsia"/>
+          <w:lang w:val="en-US" w:eastAsia="zh-CN"/>
+        </w:rPr>
         <w:t>6</w:t>
       </w:r>
     </w:p>
@@ -1490,6 +1721,12 @@
           <w:lang w:val="en-US" w:eastAsia="zh-CN"/>
         </w:rPr>
         <w:tab/>
+      </w:r>
+      <w:r>
+        <w:rPr>
+          <w:rFonts w:hint="eastAsia"/>
+          <w:lang w:val="en-US" w:eastAsia="zh-CN"/>
+        </w:rPr>
         <w:t>6</w:t>
       </w:r>
     </w:p>
@@ -1518,6 +1755,12 @@
           <w:lang w:val="en-US" w:eastAsia="zh-CN"/>
         </w:rPr>
         <w:tab/>
+      </w:r>
+      <w:r>
+        <w:rPr>
+          <w:rFonts w:hint="eastAsia"/>
+          <w:lang w:val="en-US" w:eastAsia="zh-CN"/>
+        </w:rPr>
         <w:t>6</w:t>
       </w:r>
     </w:p>
@@ -1546,6 +1789,12 @@
           <w:lang w:val="en-US" w:eastAsia="zh-CN"/>
         </w:rPr>
         <w:tab/>
+      </w:r>
+      <w:r>
+        <w:rPr>
+          <w:rFonts w:hint="eastAsia"/>
+          <w:lang w:val="en-US" w:eastAsia="zh-CN"/>
+        </w:rPr>
         <w:t>6</w:t>
       </w:r>
     </w:p>
@@ -1574,6 +1823,12 @@
           <w:lang w:val="en-US" w:eastAsia="zh-CN"/>
         </w:rPr>
         <w:tab/>
+      </w:r>
+      <w:r>
+        <w:rPr>
+          <w:rFonts w:hint="eastAsia"/>
+          <w:lang w:val="en-US" w:eastAsia="zh-CN"/>
+        </w:rPr>
         <w:t>6</w:t>
       </w:r>
     </w:p>
@@ -1602,6 +1857,12 @@
           <w:lang w:val="en-US" w:eastAsia="zh-CN"/>
         </w:rPr>
         <w:tab/>
+      </w:r>
+      <w:r>
+        <w:rPr>
+          <w:rFonts w:hint="eastAsia"/>
+          <w:lang w:val="en-US" w:eastAsia="zh-CN"/>
+        </w:rPr>
         <w:t>6</w:t>
       </w:r>
     </w:p>
@@ -1663,6 +1924,12 @@
           <w:lang w:val="en-US" w:eastAsia="zh-CN"/>
         </w:rPr>
         <w:tab/>
+      </w:r>
+      <w:r>
+        <w:rPr>
+          <w:rFonts w:hint="eastAsia"/>
+          <w:lang w:val="en-US" w:eastAsia="zh-CN"/>
+        </w:rPr>
         <w:t>7</w:t>
       </w:r>
     </w:p>
@@ -1691,6 +1958,12 @@
           <w:lang w:val="en-US" w:eastAsia="zh-CN"/>
         </w:rPr>
         <w:tab/>
+      </w:r>
+      <w:r>
+        <w:rPr>
+          <w:rFonts w:hint="eastAsia"/>
+          <w:lang w:val="en-US" w:eastAsia="zh-CN"/>
+        </w:rPr>
         <w:t>7</w:t>
       </w:r>
     </w:p>
@@ -1719,10 +1992,14 @@
           <w:lang w:val="en-US" w:eastAsia="zh-CN"/>
         </w:rPr>
         <w:tab/>
+      </w:r>
+      <w:r>
+        <w:rPr>
+          <w:rFonts w:hint="eastAsia"/>
+          <w:lang w:val="en-US" w:eastAsia="zh-CN"/>
+        </w:rPr>
         <w:t>7</w:t>
       </w:r>
-      <w:bookmarkStart w:id="0" w:name="_GoBack"/>
-      <w:bookmarkEnd w:id="0"/>
     </w:p>
     <w:p>
       <w:pPr>
@@ -2145,6 +2422,7 @@
     </w:p>
     <w:tbl>
       <w:tblPr>
+        <w:tblStyle w:val="8"/>
         <w:tblW w:w="7939" w:type="dxa"/>
         <w:tblInd w:w="0" w:type="dxa"/>
         <w:tblBorders>
@@ -2279,7 +2557,6 @@
             <w:insideH w:val="none" w:color="auto" w:sz="0" w:space="0"/>
             <w:insideV w:val="none" w:color="auto" w:sz="0" w:space="0"/>
           </w:tblBorders>
-          <w:shd w:val="clear" w:color="auto" w:fill="FFFFFF"/>
           <w:tblCellMar>
             <w:top w:w="15" w:type="dxa"/>
             <w:left w:w="15" w:type="dxa"/>
@@ -2365,7 +2642,6 @@
             <w:insideH w:val="none" w:color="auto" w:sz="0" w:space="0"/>
             <w:insideV w:val="none" w:color="auto" w:sz="0" w:space="0"/>
           </w:tblBorders>
-          <w:shd w:val="clear" w:color="auto" w:fill="FFFFFF"/>
           <w:tblCellMar>
             <w:top w:w="15" w:type="dxa"/>
             <w:left w:w="15" w:type="dxa"/>
@@ -2537,6 +2813,7 @@
             <w:insideH w:val="none" w:color="auto" w:sz="0" w:space="0"/>
             <w:insideV w:val="none" w:color="auto" w:sz="0" w:space="0"/>
           </w:tblBorders>
+          <w:shd w:val="clear" w:color="auto" w:fill="FFFFFF"/>
           <w:tblCellMar>
             <w:top w:w="15" w:type="dxa"/>
             <w:left w:w="15" w:type="dxa"/>
@@ -2622,6 +2899,7 @@
             <w:insideH w:val="none" w:color="auto" w:sz="0" w:space="0"/>
             <w:insideV w:val="none" w:color="auto" w:sz="0" w:space="0"/>
           </w:tblBorders>
+          <w:shd w:val="clear" w:color="auto" w:fill="FFFFFF"/>
           <w:tblCellMar>
             <w:top w:w="15" w:type="dxa"/>
             <w:left w:w="15" w:type="dxa"/>
@@ -2929,20 +3207,21 @@
     <w:p>
       <w:pPr>
         <w:rPr>
-          <w:rFonts w:hint="eastAsia"/>
+          <w:rFonts w:hint="default" w:eastAsiaTheme="minorEastAsia"/>
           <w:sz w:val="24"/>
           <w:szCs w:val="32"/>
-        </w:rPr>
-      </w:pPr>
-    </w:p>
-    <w:p>
-      <w:pPr>
+          <w:lang w:val="en-US" w:eastAsia="zh-CN"/>
+        </w:rPr>
+      </w:pPr>
+      <w:r>
         <w:rPr>
           <w:rFonts w:hint="eastAsia"/>
           <w:sz w:val="24"/>
           <w:szCs w:val="32"/>
-        </w:rPr>
-      </w:pPr>
+          <w:lang w:val="en-US" w:eastAsia="zh-CN"/>
+        </w:rPr>
+        <w:t>1.5 小程序与原生app方案对比</w:t>
+      </w:r>
     </w:p>
     <w:p>
       <w:pPr>
@@ -2955,12 +3234,2096 @@
     </w:p>
     <w:p>
       <w:pPr>
+        <w:pStyle w:val="7"/>
+        <w:keepNext w:val="0"/>
+        <w:keepLines w:val="0"/>
+        <w:widowControl/>
+        <w:suppressLineNumbers w:val="0"/>
+        <w:shd w:val="clear" w:fill="FFFFFF"/>
+        <w:spacing w:before="160" w:beforeAutospacing="0" w:after="160" w:afterAutospacing="0"/>
+        <w:ind w:left="0" w:right="0" w:firstLine="0"/>
+        <w:rPr>
+          <w:rFonts w:hint="eastAsia" w:asciiTheme="minorHAnsi" w:hAnsiTheme="minorHAnsi" w:eastAsiaTheme="minorEastAsia" w:cstheme="minorBidi"/>
+          <w:kern w:val="2"/>
+          <w:sz w:val="21"/>
+          <w:szCs w:val="24"/>
+          <w:lang w:val="en-US" w:eastAsia="zh-CN" w:bidi="ar-SA"/>
+        </w:rPr>
+      </w:pPr>
+      <w:r>
+        <w:rPr>
+          <w:rFonts w:hint="default" w:asciiTheme="minorHAnsi" w:hAnsiTheme="minorHAnsi" w:eastAsiaTheme="minorEastAsia" w:cstheme="minorBidi"/>
+          <w:kern w:val="2"/>
+          <w:sz w:val="21"/>
+          <w:szCs w:val="24"/>
+          <w:lang w:val="en-US" w:eastAsia="zh-CN" w:bidi="ar-SA"/>
+        </w:rPr>
+        <w:t>本项目在技术选型阶段对“微信小程序”与“原生应用程序（App）”两种方案进行了对比，结合产品定位、目标用户与团队规模，最终选择微信小程序作为开发载体。具体对比如下：</w:t>
+      </w:r>
+    </w:p>
+    <w:tbl>
+      <w:tblPr>
+        <w:tblW w:w="9425" w:type="dxa"/>
+        <w:tblInd w:w="-523" w:type="dxa"/>
+        <w:tblBorders>
+          <w:top w:val="none" w:color="auto" w:sz="0" w:space="0"/>
+          <w:left w:val="none" w:color="auto" w:sz="0" w:space="0"/>
+          <w:bottom w:val="none" w:color="auto" w:sz="0" w:space="0"/>
+          <w:right w:val="none" w:color="auto" w:sz="0" w:space="0"/>
+          <w:insideH w:val="none" w:color="auto" w:sz="0" w:space="0"/>
+          <w:insideV w:val="none" w:color="auto" w:sz="0" w:space="0"/>
+        </w:tblBorders>
+        <w:shd w:val="clear"/>
+        <w:tblLayout w:type="autofit"/>
+        <w:tblCellMar>
+          <w:top w:w="15" w:type="dxa"/>
+          <w:left w:w="15" w:type="dxa"/>
+          <w:bottom w:w="15" w:type="dxa"/>
+          <w:right w:w="15" w:type="dxa"/>
+        </w:tblCellMar>
+      </w:tblPr>
+      <w:tblGrid>
+        <w:gridCol w:w="1582"/>
+        <w:gridCol w:w="2799"/>
+        <w:gridCol w:w="2602"/>
+        <w:gridCol w:w="2442"/>
+      </w:tblGrid>
+      <w:tr>
+        <w:tblPrEx>
+          <w:tblBorders>
+            <w:top w:val="none" w:color="auto" w:sz="0" w:space="0"/>
+            <w:left w:val="none" w:color="auto" w:sz="0" w:space="0"/>
+            <w:bottom w:val="none" w:color="auto" w:sz="0" w:space="0"/>
+            <w:right w:val="none" w:color="auto" w:sz="0" w:space="0"/>
+            <w:insideH w:val="none" w:color="auto" w:sz="0" w:space="0"/>
+            <w:insideV w:val="none" w:color="auto" w:sz="0" w:space="0"/>
+          </w:tblBorders>
+          <w:shd w:val="clear"/>
+          <w:tblCellMar>
+            <w:top w:w="15" w:type="dxa"/>
+            <w:left w:w="15" w:type="dxa"/>
+            <w:bottom w:w="15" w:type="dxa"/>
+            <w:right w:w="15" w:type="dxa"/>
+          </w:tblCellMar>
+        </w:tblPrEx>
+        <w:trPr>
+          <w:tblHeader/>
+        </w:trPr>
+        <w:tc>
+          <w:tcPr>
+            <w:tcW w:w="1582" w:type="dxa"/>
+            <w:tcBorders>
+              <w:top w:val="nil"/>
+            </w:tcBorders>
+            <w:shd w:val="clear"/>
+            <w:tcMar>
+              <w:top w:w="150" w:type="dxa"/>
+              <w:left w:w="0" w:type="dxa"/>
+              <w:bottom w:w="150" w:type="dxa"/>
+              <w:right w:w="240" w:type="dxa"/>
+            </w:tcMar>
+            <w:vAlign w:val="center"/>
+          </w:tcPr>
+          <w:p>
+            <w:pPr>
+              <w:keepNext w:val="0"/>
+              <w:keepLines w:val="0"/>
+              <w:widowControl/>
+              <w:suppressLineNumbers w:val="0"/>
+              <w:spacing w:line="250" w:lineRule="atLeast"/>
+              <w:jc w:val="left"/>
+              <w:rPr>
+                <w:rFonts w:hint="eastAsia" w:asciiTheme="minorHAnsi" w:hAnsiTheme="minorHAnsi" w:eastAsiaTheme="minorEastAsia" w:cstheme="minorBidi"/>
+                <w:kern w:val="2"/>
+                <w:sz w:val="21"/>
+                <w:szCs w:val="24"/>
+                <w:lang w:val="en-US" w:eastAsia="zh-CN" w:bidi="ar-SA"/>
+              </w:rPr>
+            </w:pPr>
+            <w:r>
+              <w:rPr>
+                <w:rFonts w:hint="default" w:asciiTheme="minorHAnsi" w:hAnsiTheme="minorHAnsi" w:eastAsiaTheme="minorEastAsia" w:cstheme="minorBidi"/>
+                <w:kern w:val="2"/>
+                <w:sz w:val="21"/>
+                <w:szCs w:val="24"/>
+                <w:lang w:val="en-US" w:eastAsia="zh-CN" w:bidi="ar-SA"/>
+              </w:rPr>
+              <w:t>对比维度</w:t>
+            </w:r>
+          </w:p>
+        </w:tc>
+        <w:tc>
+          <w:tcPr>
+            <w:tcW w:w="2799" w:type="dxa"/>
+            <w:tcBorders>
+              <w:top w:val="nil"/>
+            </w:tcBorders>
+            <w:shd w:val="clear"/>
+            <w:tcMar>
+              <w:top w:w="150" w:type="dxa"/>
+              <w:left w:w="240" w:type="dxa"/>
+              <w:bottom w:w="150" w:type="dxa"/>
+              <w:right w:w="240" w:type="dxa"/>
+            </w:tcMar>
+            <w:vAlign w:val="center"/>
+          </w:tcPr>
+          <w:p>
+            <w:pPr>
+              <w:keepNext w:val="0"/>
+              <w:keepLines w:val="0"/>
+              <w:widowControl/>
+              <w:suppressLineNumbers w:val="0"/>
+              <w:spacing w:line="250" w:lineRule="atLeast"/>
+              <w:jc w:val="left"/>
+              <w:rPr>
+                <w:rFonts w:hint="default" w:asciiTheme="minorHAnsi" w:hAnsiTheme="minorHAnsi" w:eastAsiaTheme="minorEastAsia" w:cstheme="minorBidi"/>
+                <w:kern w:val="2"/>
+                <w:sz w:val="21"/>
+                <w:szCs w:val="24"/>
+                <w:lang w:val="en-US" w:eastAsia="zh-CN" w:bidi="ar-SA"/>
+              </w:rPr>
+            </w:pPr>
+            <w:r>
+              <w:rPr>
+                <w:rFonts w:hint="default" w:asciiTheme="minorHAnsi" w:hAnsiTheme="minorHAnsi" w:eastAsiaTheme="minorEastAsia" w:cstheme="minorBidi"/>
+                <w:kern w:val="2"/>
+                <w:sz w:val="21"/>
+                <w:szCs w:val="24"/>
+                <w:lang w:val="en-US" w:eastAsia="zh-CN" w:bidi="ar-SA"/>
+              </w:rPr>
+              <w:t>微信小程序</w:t>
+            </w:r>
+          </w:p>
+        </w:tc>
+        <w:tc>
+          <w:tcPr>
+            <w:tcW w:w="2602" w:type="dxa"/>
+            <w:tcBorders>
+              <w:top w:val="nil"/>
+            </w:tcBorders>
+            <w:shd w:val="clear"/>
+            <w:tcMar>
+              <w:top w:w="150" w:type="dxa"/>
+              <w:left w:w="240" w:type="dxa"/>
+              <w:bottom w:w="150" w:type="dxa"/>
+              <w:right w:w="240" w:type="dxa"/>
+            </w:tcMar>
+            <w:vAlign w:val="center"/>
+          </w:tcPr>
+          <w:p>
+            <w:pPr>
+              <w:keepNext w:val="0"/>
+              <w:keepLines w:val="0"/>
+              <w:widowControl/>
+              <w:suppressLineNumbers w:val="0"/>
+              <w:spacing w:line="250" w:lineRule="atLeast"/>
+              <w:jc w:val="left"/>
+              <w:rPr>
+                <w:rFonts w:hint="default" w:asciiTheme="minorHAnsi" w:hAnsiTheme="minorHAnsi" w:eastAsiaTheme="minorEastAsia" w:cstheme="minorBidi"/>
+                <w:kern w:val="2"/>
+                <w:sz w:val="21"/>
+                <w:szCs w:val="24"/>
+                <w:lang w:val="en-US" w:eastAsia="zh-CN" w:bidi="ar-SA"/>
+              </w:rPr>
+            </w:pPr>
+            <w:r>
+              <w:rPr>
+                <w:rFonts w:hint="default" w:asciiTheme="minorHAnsi" w:hAnsiTheme="minorHAnsi" w:eastAsiaTheme="minorEastAsia" w:cstheme="minorBidi"/>
+                <w:kern w:val="2"/>
+                <w:sz w:val="21"/>
+                <w:szCs w:val="24"/>
+                <w:lang w:val="en-US" w:eastAsia="zh-CN" w:bidi="ar-SA"/>
+              </w:rPr>
+              <w:t>原生应用程序（App）</w:t>
+            </w:r>
+          </w:p>
+        </w:tc>
+        <w:tc>
+          <w:tcPr>
+            <w:tcW w:w="2442" w:type="dxa"/>
+            <w:tcBorders>
+              <w:top w:val="nil"/>
+            </w:tcBorders>
+            <w:shd w:val="clear"/>
+            <w:tcMar>
+              <w:top w:w="150" w:type="dxa"/>
+              <w:left w:w="240" w:type="dxa"/>
+              <w:bottom w:w="150" w:type="dxa"/>
+              <w:right w:w="240" w:type="dxa"/>
+            </w:tcMar>
+            <w:vAlign w:val="center"/>
+          </w:tcPr>
+          <w:p>
+            <w:pPr>
+              <w:keepNext w:val="0"/>
+              <w:keepLines w:val="0"/>
+              <w:widowControl/>
+              <w:suppressLineNumbers w:val="0"/>
+              <w:spacing w:line="250" w:lineRule="atLeast"/>
+              <w:jc w:val="left"/>
+              <w:rPr>
+                <w:rFonts w:hint="default" w:asciiTheme="minorHAnsi" w:hAnsiTheme="minorHAnsi" w:eastAsiaTheme="minorEastAsia" w:cstheme="minorBidi"/>
+                <w:kern w:val="2"/>
+                <w:sz w:val="21"/>
+                <w:szCs w:val="24"/>
+                <w:lang w:val="en-US" w:eastAsia="zh-CN" w:bidi="ar-SA"/>
+              </w:rPr>
+            </w:pPr>
+            <w:r>
+              <w:rPr>
+                <w:rFonts w:hint="default" w:asciiTheme="minorHAnsi" w:hAnsiTheme="minorHAnsi" w:eastAsiaTheme="minorEastAsia" w:cstheme="minorBidi"/>
+                <w:kern w:val="2"/>
+                <w:sz w:val="21"/>
+                <w:szCs w:val="24"/>
+                <w:lang w:val="en-US" w:eastAsia="zh-CN" w:bidi="ar-SA"/>
+              </w:rPr>
+              <w:t>对本项目的适用性判断</w:t>
+            </w:r>
+          </w:p>
+        </w:tc>
+      </w:tr>
+      <w:tr>
+        <w:tblPrEx>
+          <w:tblBorders>
+            <w:top w:val="none" w:color="auto" w:sz="0" w:space="0"/>
+            <w:left w:val="none" w:color="auto" w:sz="0" w:space="0"/>
+            <w:bottom w:val="none" w:color="auto" w:sz="0" w:space="0"/>
+            <w:right w:val="none" w:color="auto" w:sz="0" w:space="0"/>
+            <w:insideH w:val="none" w:color="auto" w:sz="0" w:space="0"/>
+            <w:insideV w:val="none" w:color="auto" w:sz="0" w:space="0"/>
+          </w:tblBorders>
+          <w:tblCellMar>
+            <w:top w:w="15" w:type="dxa"/>
+            <w:left w:w="15" w:type="dxa"/>
+            <w:bottom w:w="15" w:type="dxa"/>
+            <w:right w:w="15" w:type="dxa"/>
+          </w:tblCellMar>
+        </w:tblPrEx>
+        <w:tc>
+          <w:tcPr>
+            <w:tcW w:w="1582" w:type="dxa"/>
+            <w:shd w:val="clear"/>
+            <w:tcMar>
+              <w:top w:w="150" w:type="dxa"/>
+              <w:left w:w="0" w:type="dxa"/>
+              <w:bottom w:w="150" w:type="dxa"/>
+              <w:right w:w="240" w:type="dxa"/>
+            </w:tcMar>
+            <w:vAlign w:val="center"/>
+          </w:tcPr>
+          <w:p>
+            <w:pPr>
+              <w:keepNext w:val="0"/>
+              <w:keepLines w:val="0"/>
+              <w:widowControl/>
+              <w:suppressLineNumbers w:val="0"/>
+              <w:spacing w:line="250" w:lineRule="atLeast"/>
+              <w:jc w:val="left"/>
+              <w:rPr>
+                <w:rFonts w:hint="default" w:asciiTheme="minorHAnsi" w:hAnsiTheme="minorHAnsi" w:eastAsiaTheme="minorEastAsia" w:cstheme="minorBidi"/>
+                <w:kern w:val="2"/>
+                <w:sz w:val="21"/>
+                <w:szCs w:val="24"/>
+                <w:lang w:val="en-US" w:eastAsia="zh-CN" w:bidi="ar-SA"/>
+              </w:rPr>
+            </w:pPr>
+            <w:r>
+              <w:rPr>
+                <w:rFonts w:hint="default" w:asciiTheme="minorHAnsi" w:hAnsiTheme="minorHAnsi" w:eastAsiaTheme="minorEastAsia" w:cstheme="minorBidi"/>
+                <w:kern w:val="2"/>
+                <w:sz w:val="21"/>
+                <w:szCs w:val="24"/>
+                <w:lang w:val="en-US" w:eastAsia="zh-CN" w:bidi="ar-SA"/>
+              </w:rPr>
+              <w:t>获取与安装</w:t>
+            </w:r>
+          </w:p>
+        </w:tc>
+        <w:tc>
+          <w:tcPr>
+            <w:tcW w:w="2799" w:type="dxa"/>
+            <w:shd w:val="clear"/>
+            <w:tcMar>
+              <w:top w:w="150" w:type="dxa"/>
+              <w:left w:w="240" w:type="dxa"/>
+              <w:bottom w:w="150" w:type="dxa"/>
+              <w:right w:w="240" w:type="dxa"/>
+            </w:tcMar>
+            <w:vAlign w:val="center"/>
+          </w:tcPr>
+          <w:p>
+            <w:pPr>
+              <w:keepNext w:val="0"/>
+              <w:keepLines w:val="0"/>
+              <w:widowControl/>
+              <w:suppressLineNumbers w:val="0"/>
+              <w:spacing w:line="250" w:lineRule="atLeast"/>
+              <w:jc w:val="left"/>
+              <w:rPr>
+                <w:rFonts w:hint="default" w:asciiTheme="minorHAnsi" w:hAnsiTheme="minorHAnsi" w:eastAsiaTheme="minorEastAsia" w:cstheme="minorBidi"/>
+                <w:kern w:val="2"/>
+                <w:sz w:val="21"/>
+                <w:szCs w:val="24"/>
+                <w:lang w:val="en-US" w:eastAsia="zh-CN" w:bidi="ar-SA"/>
+              </w:rPr>
+            </w:pPr>
+            <w:r>
+              <w:rPr>
+                <w:rFonts w:hint="default" w:asciiTheme="minorHAnsi" w:hAnsiTheme="minorHAnsi" w:eastAsiaTheme="minorEastAsia" w:cstheme="minorBidi"/>
+                <w:kern w:val="2"/>
+                <w:sz w:val="21"/>
+                <w:szCs w:val="24"/>
+                <w:lang w:val="en-US" w:eastAsia="zh-CN" w:bidi="ar-SA"/>
+              </w:rPr>
+              <w:t>扫码/搜索/分享即可打开，即用即走，无需下载安装</w:t>
+            </w:r>
+          </w:p>
+        </w:tc>
+        <w:tc>
+          <w:tcPr>
+            <w:tcW w:w="2602" w:type="dxa"/>
+            <w:shd w:val="clear"/>
+            <w:tcMar>
+              <w:top w:w="150" w:type="dxa"/>
+              <w:left w:w="240" w:type="dxa"/>
+              <w:bottom w:w="150" w:type="dxa"/>
+              <w:right w:w="240" w:type="dxa"/>
+            </w:tcMar>
+            <w:vAlign w:val="center"/>
+          </w:tcPr>
+          <w:p>
+            <w:pPr>
+              <w:keepNext w:val="0"/>
+              <w:keepLines w:val="0"/>
+              <w:widowControl/>
+              <w:suppressLineNumbers w:val="0"/>
+              <w:spacing w:line="250" w:lineRule="atLeast"/>
+              <w:jc w:val="left"/>
+              <w:rPr>
+                <w:rFonts w:hint="default" w:asciiTheme="minorHAnsi" w:hAnsiTheme="minorHAnsi" w:eastAsiaTheme="minorEastAsia" w:cstheme="minorBidi"/>
+                <w:kern w:val="2"/>
+                <w:sz w:val="21"/>
+                <w:szCs w:val="24"/>
+                <w:lang w:val="en-US" w:eastAsia="zh-CN" w:bidi="ar-SA"/>
+              </w:rPr>
+            </w:pPr>
+            <w:r>
+              <w:rPr>
+                <w:rFonts w:hint="default" w:asciiTheme="minorHAnsi" w:hAnsiTheme="minorHAnsi" w:eastAsiaTheme="minorEastAsia" w:cstheme="minorBidi"/>
+                <w:kern w:val="2"/>
+                <w:sz w:val="21"/>
+                <w:szCs w:val="24"/>
+                <w:lang w:val="en-US" w:eastAsia="zh-CN" w:bidi="ar-SA"/>
+              </w:rPr>
+              <w:t>需经应用商店下载安装，获客路径长、转化门槛高</w:t>
+            </w:r>
+          </w:p>
+        </w:tc>
+        <w:tc>
+          <w:tcPr>
+            <w:tcW w:w="2442" w:type="dxa"/>
+            <w:shd w:val="clear"/>
+            <w:tcMar>
+              <w:top w:w="150" w:type="dxa"/>
+              <w:left w:w="240" w:type="dxa"/>
+              <w:bottom w:w="150" w:type="dxa"/>
+              <w:right w:w="0" w:type="dxa"/>
+            </w:tcMar>
+            <w:vAlign w:val="center"/>
+          </w:tcPr>
+          <w:p>
+            <w:pPr>
+              <w:keepNext w:val="0"/>
+              <w:keepLines w:val="0"/>
+              <w:widowControl/>
+              <w:suppressLineNumbers w:val="0"/>
+              <w:spacing w:line="250" w:lineRule="atLeast"/>
+              <w:jc w:val="left"/>
+              <w:rPr>
+                <w:rFonts w:hint="default" w:asciiTheme="minorHAnsi" w:hAnsiTheme="minorHAnsi" w:eastAsiaTheme="minorEastAsia" w:cstheme="minorBidi"/>
+                <w:kern w:val="2"/>
+                <w:sz w:val="21"/>
+                <w:szCs w:val="24"/>
+                <w:lang w:val="en-US" w:eastAsia="zh-CN" w:bidi="ar-SA"/>
+              </w:rPr>
+            </w:pPr>
+            <w:r>
+              <w:rPr>
+                <w:rFonts w:hint="default" w:asciiTheme="minorHAnsi" w:hAnsiTheme="minorHAnsi" w:eastAsiaTheme="minorEastAsia" w:cstheme="minorBidi"/>
+                <w:kern w:val="2"/>
+                <w:sz w:val="21"/>
+                <w:szCs w:val="24"/>
+                <w:lang w:val="en-US" w:eastAsia="zh-CN" w:bidi="ar-SA"/>
+              </w:rPr>
+              <w:t>小程序更优：降低首次使用门槛</w:t>
+            </w:r>
+          </w:p>
+        </w:tc>
+      </w:tr>
+      <w:tr>
+        <w:tblPrEx>
+          <w:tblBorders>
+            <w:top w:val="none" w:color="auto" w:sz="0" w:space="0"/>
+            <w:left w:val="none" w:color="auto" w:sz="0" w:space="0"/>
+            <w:bottom w:val="none" w:color="auto" w:sz="0" w:space="0"/>
+            <w:right w:val="none" w:color="auto" w:sz="0" w:space="0"/>
+            <w:insideH w:val="none" w:color="auto" w:sz="0" w:space="0"/>
+            <w:insideV w:val="none" w:color="auto" w:sz="0" w:space="0"/>
+          </w:tblBorders>
+          <w:tblCellMar>
+            <w:top w:w="15" w:type="dxa"/>
+            <w:left w:w="15" w:type="dxa"/>
+            <w:bottom w:w="15" w:type="dxa"/>
+            <w:right w:w="15" w:type="dxa"/>
+          </w:tblCellMar>
+        </w:tblPrEx>
+        <w:tc>
+          <w:tcPr>
+            <w:tcW w:w="1582" w:type="dxa"/>
+            <w:shd w:val="clear"/>
+            <w:tcMar>
+              <w:top w:w="150" w:type="dxa"/>
+              <w:left w:w="0" w:type="dxa"/>
+              <w:bottom w:w="150" w:type="dxa"/>
+              <w:right w:w="240" w:type="dxa"/>
+            </w:tcMar>
+            <w:vAlign w:val="center"/>
+          </w:tcPr>
+          <w:p>
+            <w:pPr>
+              <w:keepNext w:val="0"/>
+              <w:keepLines w:val="0"/>
+              <w:widowControl/>
+              <w:suppressLineNumbers w:val="0"/>
+              <w:spacing w:line="250" w:lineRule="atLeast"/>
+              <w:jc w:val="left"/>
+              <w:rPr>
+                <w:rFonts w:hint="default" w:asciiTheme="minorHAnsi" w:hAnsiTheme="minorHAnsi" w:eastAsiaTheme="minorEastAsia" w:cstheme="minorBidi"/>
+                <w:kern w:val="2"/>
+                <w:sz w:val="21"/>
+                <w:szCs w:val="24"/>
+                <w:lang w:val="en-US" w:eastAsia="zh-CN" w:bidi="ar-SA"/>
+              </w:rPr>
+            </w:pPr>
+            <w:r>
+              <w:rPr>
+                <w:rFonts w:hint="default" w:asciiTheme="minorHAnsi" w:hAnsiTheme="minorHAnsi" w:eastAsiaTheme="minorEastAsia" w:cstheme="minorBidi"/>
+                <w:kern w:val="2"/>
+                <w:sz w:val="21"/>
+                <w:szCs w:val="24"/>
+                <w:lang w:val="en-US" w:eastAsia="zh-CN" w:bidi="ar-SA"/>
+              </w:rPr>
+              <w:t>开发与维护成本</w:t>
+            </w:r>
+          </w:p>
+        </w:tc>
+        <w:tc>
+          <w:tcPr>
+            <w:tcW w:w="2799" w:type="dxa"/>
+            <w:shd w:val="clear"/>
+            <w:tcMar>
+              <w:top w:w="150" w:type="dxa"/>
+              <w:left w:w="240" w:type="dxa"/>
+              <w:bottom w:w="150" w:type="dxa"/>
+              <w:right w:w="240" w:type="dxa"/>
+            </w:tcMar>
+            <w:vAlign w:val="center"/>
+          </w:tcPr>
+          <w:p>
+            <w:pPr>
+              <w:keepNext w:val="0"/>
+              <w:keepLines w:val="0"/>
+              <w:widowControl/>
+              <w:suppressLineNumbers w:val="0"/>
+              <w:spacing w:line="250" w:lineRule="atLeast"/>
+              <w:jc w:val="left"/>
+              <w:rPr>
+                <w:rFonts w:hint="default" w:asciiTheme="minorHAnsi" w:hAnsiTheme="minorHAnsi" w:eastAsiaTheme="minorEastAsia" w:cstheme="minorBidi"/>
+                <w:kern w:val="2"/>
+                <w:sz w:val="21"/>
+                <w:szCs w:val="24"/>
+                <w:lang w:val="en-US" w:eastAsia="zh-CN" w:bidi="ar-SA"/>
+              </w:rPr>
+            </w:pPr>
+            <w:r>
+              <w:rPr>
+                <w:rFonts w:hint="default" w:asciiTheme="minorHAnsi" w:hAnsiTheme="minorHAnsi" w:eastAsiaTheme="minorEastAsia" w:cstheme="minorBidi"/>
+                <w:kern w:val="2"/>
+                <w:sz w:val="21"/>
+                <w:szCs w:val="24"/>
+                <w:lang w:val="en-US" w:eastAsia="zh-CN" w:bidi="ar-SA"/>
+              </w:rPr>
+              <w:t>一套代码主要面向微信环境，开发周期短，维护成本较低</w:t>
+            </w:r>
+          </w:p>
+        </w:tc>
+        <w:tc>
+          <w:tcPr>
+            <w:tcW w:w="2602" w:type="dxa"/>
+            <w:shd w:val="clear"/>
+            <w:tcMar>
+              <w:top w:w="150" w:type="dxa"/>
+              <w:left w:w="240" w:type="dxa"/>
+              <w:bottom w:w="150" w:type="dxa"/>
+              <w:right w:w="240" w:type="dxa"/>
+            </w:tcMar>
+            <w:vAlign w:val="center"/>
+          </w:tcPr>
+          <w:p>
+            <w:pPr>
+              <w:keepNext w:val="0"/>
+              <w:keepLines w:val="0"/>
+              <w:widowControl/>
+              <w:suppressLineNumbers w:val="0"/>
+              <w:spacing w:line="250" w:lineRule="atLeast"/>
+              <w:jc w:val="left"/>
+              <w:rPr>
+                <w:rFonts w:hint="default" w:asciiTheme="minorHAnsi" w:hAnsiTheme="minorHAnsi" w:eastAsiaTheme="minorEastAsia" w:cstheme="minorBidi"/>
+                <w:kern w:val="2"/>
+                <w:sz w:val="21"/>
+                <w:szCs w:val="24"/>
+                <w:lang w:val="en-US" w:eastAsia="zh-CN" w:bidi="ar-SA"/>
+              </w:rPr>
+            </w:pPr>
+            <w:r>
+              <w:rPr>
+                <w:rFonts w:hint="default" w:asciiTheme="minorHAnsi" w:hAnsiTheme="minorHAnsi" w:eastAsiaTheme="minorEastAsia" w:cstheme="minorBidi"/>
+                <w:kern w:val="2"/>
+                <w:sz w:val="21"/>
+                <w:szCs w:val="24"/>
+                <w:lang w:val="en-US" w:eastAsia="zh-CN" w:bidi="ar-SA"/>
+              </w:rPr>
+              <w:t>iOS、Android 需分别开发或跨端框架适配，成本更高</w:t>
+            </w:r>
+          </w:p>
+        </w:tc>
+        <w:tc>
+          <w:tcPr>
+            <w:tcW w:w="2442" w:type="dxa"/>
+            <w:shd w:val="clear"/>
+            <w:tcMar>
+              <w:top w:w="150" w:type="dxa"/>
+              <w:left w:w="240" w:type="dxa"/>
+              <w:bottom w:w="150" w:type="dxa"/>
+              <w:right w:w="0" w:type="dxa"/>
+            </w:tcMar>
+            <w:vAlign w:val="center"/>
+          </w:tcPr>
+          <w:p>
+            <w:pPr>
+              <w:keepNext w:val="0"/>
+              <w:keepLines w:val="0"/>
+              <w:widowControl/>
+              <w:suppressLineNumbers w:val="0"/>
+              <w:spacing w:line="250" w:lineRule="atLeast"/>
+              <w:jc w:val="left"/>
+              <w:rPr>
+                <w:rFonts w:hint="default" w:asciiTheme="minorHAnsi" w:hAnsiTheme="minorHAnsi" w:eastAsiaTheme="minorEastAsia" w:cstheme="minorBidi"/>
+                <w:kern w:val="2"/>
+                <w:sz w:val="21"/>
+                <w:szCs w:val="24"/>
+                <w:lang w:val="en-US" w:eastAsia="zh-CN" w:bidi="ar-SA"/>
+              </w:rPr>
+            </w:pPr>
+            <w:r>
+              <w:rPr>
+                <w:rFonts w:hint="default" w:asciiTheme="minorHAnsi" w:hAnsiTheme="minorHAnsi" w:eastAsiaTheme="minorEastAsia" w:cstheme="minorBidi"/>
+                <w:kern w:val="2"/>
+                <w:sz w:val="21"/>
+                <w:szCs w:val="24"/>
+                <w:lang w:val="en-US" w:eastAsia="zh-CN" w:bidi="ar-SA"/>
+              </w:rPr>
+              <w:t>小程序更优：适合小团队快速启动</w:t>
+            </w:r>
+          </w:p>
+        </w:tc>
+      </w:tr>
+      <w:tr>
+        <w:tblPrEx>
+          <w:tblBorders>
+            <w:top w:val="none" w:color="auto" w:sz="0" w:space="0"/>
+            <w:left w:val="none" w:color="auto" w:sz="0" w:space="0"/>
+            <w:bottom w:val="none" w:color="auto" w:sz="0" w:space="0"/>
+            <w:right w:val="none" w:color="auto" w:sz="0" w:space="0"/>
+            <w:insideH w:val="none" w:color="auto" w:sz="0" w:space="0"/>
+            <w:insideV w:val="none" w:color="auto" w:sz="0" w:space="0"/>
+          </w:tblBorders>
+          <w:tblCellMar>
+            <w:top w:w="15" w:type="dxa"/>
+            <w:left w:w="15" w:type="dxa"/>
+            <w:bottom w:w="15" w:type="dxa"/>
+            <w:right w:w="15" w:type="dxa"/>
+          </w:tblCellMar>
+        </w:tblPrEx>
+        <w:tc>
+          <w:tcPr>
+            <w:tcW w:w="1582" w:type="dxa"/>
+            <w:shd w:val="clear"/>
+            <w:tcMar>
+              <w:top w:w="150" w:type="dxa"/>
+              <w:left w:w="0" w:type="dxa"/>
+              <w:bottom w:w="150" w:type="dxa"/>
+              <w:right w:w="240" w:type="dxa"/>
+            </w:tcMar>
+            <w:vAlign w:val="center"/>
+          </w:tcPr>
+          <w:p>
+            <w:pPr>
+              <w:keepNext w:val="0"/>
+              <w:keepLines w:val="0"/>
+              <w:widowControl/>
+              <w:suppressLineNumbers w:val="0"/>
+              <w:spacing w:line="250" w:lineRule="atLeast"/>
+              <w:jc w:val="left"/>
+              <w:rPr>
+                <w:rFonts w:hint="default" w:asciiTheme="minorHAnsi" w:hAnsiTheme="minorHAnsi" w:eastAsiaTheme="minorEastAsia" w:cstheme="minorBidi"/>
+                <w:kern w:val="2"/>
+                <w:sz w:val="21"/>
+                <w:szCs w:val="24"/>
+                <w:lang w:val="en-US" w:eastAsia="zh-CN" w:bidi="ar-SA"/>
+              </w:rPr>
+            </w:pPr>
+            <w:r>
+              <w:rPr>
+                <w:rFonts w:hint="default" w:asciiTheme="minorHAnsi" w:hAnsiTheme="minorHAnsi" w:eastAsiaTheme="minorEastAsia" w:cstheme="minorBidi"/>
+                <w:kern w:val="2"/>
+                <w:sz w:val="21"/>
+                <w:szCs w:val="24"/>
+                <w:lang w:val="en-US" w:eastAsia="zh-CN" w:bidi="ar-SA"/>
+              </w:rPr>
+              <w:t>跨平台能力</w:t>
+            </w:r>
+          </w:p>
+        </w:tc>
+        <w:tc>
+          <w:tcPr>
+            <w:tcW w:w="2799" w:type="dxa"/>
+            <w:shd w:val="clear"/>
+            <w:tcMar>
+              <w:top w:w="150" w:type="dxa"/>
+              <w:left w:w="240" w:type="dxa"/>
+              <w:bottom w:w="150" w:type="dxa"/>
+              <w:right w:w="240" w:type="dxa"/>
+            </w:tcMar>
+            <w:vAlign w:val="center"/>
+          </w:tcPr>
+          <w:p>
+            <w:pPr>
+              <w:keepNext w:val="0"/>
+              <w:keepLines w:val="0"/>
+              <w:widowControl/>
+              <w:suppressLineNumbers w:val="0"/>
+              <w:spacing w:line="250" w:lineRule="atLeast"/>
+              <w:jc w:val="left"/>
+              <w:rPr>
+                <w:rFonts w:hint="default" w:asciiTheme="minorHAnsi" w:hAnsiTheme="minorHAnsi" w:eastAsiaTheme="minorEastAsia" w:cstheme="minorBidi"/>
+                <w:kern w:val="2"/>
+                <w:sz w:val="21"/>
+                <w:szCs w:val="24"/>
+                <w:lang w:val="en-US" w:eastAsia="zh-CN" w:bidi="ar-SA"/>
+              </w:rPr>
+            </w:pPr>
+            <w:r>
+              <w:rPr>
+                <w:rFonts w:hint="default" w:asciiTheme="minorHAnsi" w:hAnsiTheme="minorHAnsi" w:eastAsiaTheme="minorEastAsia" w:cstheme="minorBidi"/>
+                <w:kern w:val="2"/>
+                <w:sz w:val="21"/>
+                <w:szCs w:val="24"/>
+                <w:lang w:val="en-US" w:eastAsia="zh-CN" w:bidi="ar-SA"/>
+              </w:rPr>
+              <w:t>依托微信运行，天然覆盖 iOS/Android</w:t>
+            </w:r>
+          </w:p>
+        </w:tc>
+        <w:tc>
+          <w:tcPr>
+            <w:tcW w:w="2602" w:type="dxa"/>
+            <w:shd w:val="clear"/>
+            <w:tcMar>
+              <w:top w:w="150" w:type="dxa"/>
+              <w:left w:w="240" w:type="dxa"/>
+              <w:bottom w:w="150" w:type="dxa"/>
+              <w:right w:w="240" w:type="dxa"/>
+            </w:tcMar>
+            <w:vAlign w:val="center"/>
+          </w:tcPr>
+          <w:p>
+            <w:pPr>
+              <w:keepNext w:val="0"/>
+              <w:keepLines w:val="0"/>
+              <w:widowControl/>
+              <w:suppressLineNumbers w:val="0"/>
+              <w:spacing w:line="250" w:lineRule="atLeast"/>
+              <w:jc w:val="left"/>
+              <w:rPr>
+                <w:rFonts w:hint="default" w:asciiTheme="minorHAnsi" w:hAnsiTheme="minorHAnsi" w:eastAsiaTheme="minorEastAsia" w:cstheme="minorBidi"/>
+                <w:kern w:val="2"/>
+                <w:sz w:val="21"/>
+                <w:szCs w:val="24"/>
+                <w:lang w:val="en-US" w:eastAsia="zh-CN" w:bidi="ar-SA"/>
+              </w:rPr>
+            </w:pPr>
+            <w:r>
+              <w:rPr>
+                <w:rFonts w:hint="default" w:asciiTheme="minorHAnsi" w:hAnsiTheme="minorHAnsi" w:eastAsiaTheme="minorEastAsia" w:cstheme="minorBidi"/>
+                <w:kern w:val="2"/>
+                <w:sz w:val="21"/>
+                <w:szCs w:val="24"/>
+                <w:lang w:val="en-US" w:eastAsia="zh-CN" w:bidi="ar-SA"/>
+              </w:rPr>
+              <w:t>需分别适配多端，或依赖跨端方案</w:t>
+            </w:r>
+          </w:p>
+        </w:tc>
+        <w:tc>
+          <w:tcPr>
+            <w:tcW w:w="2442" w:type="dxa"/>
+            <w:shd w:val="clear"/>
+            <w:tcMar>
+              <w:top w:w="150" w:type="dxa"/>
+              <w:left w:w="240" w:type="dxa"/>
+              <w:bottom w:w="150" w:type="dxa"/>
+              <w:right w:w="0" w:type="dxa"/>
+            </w:tcMar>
+            <w:vAlign w:val="center"/>
+          </w:tcPr>
+          <w:p>
+            <w:pPr>
+              <w:keepNext w:val="0"/>
+              <w:keepLines w:val="0"/>
+              <w:widowControl/>
+              <w:suppressLineNumbers w:val="0"/>
+              <w:spacing w:line="250" w:lineRule="atLeast"/>
+              <w:jc w:val="left"/>
+              <w:rPr>
+                <w:rFonts w:hint="default" w:asciiTheme="minorHAnsi" w:hAnsiTheme="minorHAnsi" w:eastAsiaTheme="minorEastAsia" w:cstheme="minorBidi"/>
+                <w:kern w:val="2"/>
+                <w:sz w:val="21"/>
+                <w:szCs w:val="24"/>
+                <w:lang w:val="en-US" w:eastAsia="zh-CN" w:bidi="ar-SA"/>
+              </w:rPr>
+            </w:pPr>
+            <w:r>
+              <w:rPr>
+                <w:rFonts w:hint="default" w:asciiTheme="minorHAnsi" w:hAnsiTheme="minorHAnsi" w:eastAsiaTheme="minorEastAsia" w:cstheme="minorBidi"/>
+                <w:kern w:val="2"/>
+                <w:sz w:val="21"/>
+                <w:szCs w:val="24"/>
+                <w:lang w:val="en-US" w:eastAsia="zh-CN" w:bidi="ar-SA"/>
+              </w:rPr>
+              <w:t>小程序更优</w:t>
+            </w:r>
+          </w:p>
+        </w:tc>
+      </w:tr>
+      <w:tr>
+        <w:tblPrEx>
+          <w:tblBorders>
+            <w:top w:val="none" w:color="auto" w:sz="0" w:space="0"/>
+            <w:left w:val="none" w:color="auto" w:sz="0" w:space="0"/>
+            <w:bottom w:val="none" w:color="auto" w:sz="0" w:space="0"/>
+            <w:right w:val="none" w:color="auto" w:sz="0" w:space="0"/>
+            <w:insideH w:val="none" w:color="auto" w:sz="0" w:space="0"/>
+            <w:insideV w:val="none" w:color="auto" w:sz="0" w:space="0"/>
+          </w:tblBorders>
+          <w:tblCellMar>
+            <w:top w:w="15" w:type="dxa"/>
+            <w:left w:w="15" w:type="dxa"/>
+            <w:bottom w:w="15" w:type="dxa"/>
+            <w:right w:w="15" w:type="dxa"/>
+          </w:tblCellMar>
+        </w:tblPrEx>
+        <w:tc>
+          <w:tcPr>
+            <w:tcW w:w="1582" w:type="dxa"/>
+            <w:shd w:val="clear"/>
+            <w:tcMar>
+              <w:top w:w="150" w:type="dxa"/>
+              <w:left w:w="0" w:type="dxa"/>
+              <w:bottom w:w="150" w:type="dxa"/>
+              <w:right w:w="240" w:type="dxa"/>
+            </w:tcMar>
+            <w:vAlign w:val="center"/>
+          </w:tcPr>
+          <w:p>
+            <w:pPr>
+              <w:keepNext w:val="0"/>
+              <w:keepLines w:val="0"/>
+              <w:widowControl/>
+              <w:suppressLineNumbers w:val="0"/>
+              <w:spacing w:line="250" w:lineRule="atLeast"/>
+              <w:jc w:val="left"/>
+              <w:rPr>
+                <w:rFonts w:hint="default" w:asciiTheme="minorHAnsi" w:hAnsiTheme="minorHAnsi" w:eastAsiaTheme="minorEastAsia" w:cstheme="minorBidi"/>
+                <w:kern w:val="2"/>
+                <w:sz w:val="21"/>
+                <w:szCs w:val="24"/>
+                <w:lang w:val="en-US" w:eastAsia="zh-CN" w:bidi="ar-SA"/>
+              </w:rPr>
+            </w:pPr>
+            <w:r>
+              <w:rPr>
+                <w:rFonts w:hint="default" w:asciiTheme="minorHAnsi" w:hAnsiTheme="minorHAnsi" w:eastAsiaTheme="minorEastAsia" w:cstheme="minorBidi"/>
+                <w:kern w:val="2"/>
+                <w:sz w:val="21"/>
+                <w:szCs w:val="24"/>
+                <w:lang w:val="en-US" w:eastAsia="zh-CN" w:bidi="ar-SA"/>
+              </w:rPr>
+              <w:t>微信生态集成</w:t>
+            </w:r>
+          </w:p>
+        </w:tc>
+        <w:tc>
+          <w:tcPr>
+            <w:tcW w:w="2799" w:type="dxa"/>
+            <w:shd w:val="clear"/>
+            <w:tcMar>
+              <w:top w:w="150" w:type="dxa"/>
+              <w:left w:w="240" w:type="dxa"/>
+              <w:bottom w:w="150" w:type="dxa"/>
+              <w:right w:w="240" w:type="dxa"/>
+            </w:tcMar>
+            <w:vAlign w:val="center"/>
+          </w:tcPr>
+          <w:p>
+            <w:pPr>
+              <w:keepNext w:val="0"/>
+              <w:keepLines w:val="0"/>
+              <w:widowControl/>
+              <w:suppressLineNumbers w:val="0"/>
+              <w:spacing w:line="250" w:lineRule="atLeast"/>
+              <w:jc w:val="left"/>
+              <w:rPr>
+                <w:rFonts w:hint="default" w:asciiTheme="minorHAnsi" w:hAnsiTheme="minorHAnsi" w:eastAsiaTheme="minorEastAsia" w:cstheme="minorBidi"/>
+                <w:kern w:val="2"/>
+                <w:sz w:val="21"/>
+                <w:szCs w:val="24"/>
+                <w:lang w:val="en-US" w:eastAsia="zh-CN" w:bidi="ar-SA"/>
+              </w:rPr>
+            </w:pPr>
+            <w:r>
+              <w:rPr>
+                <w:rFonts w:hint="default" w:asciiTheme="minorHAnsi" w:hAnsiTheme="minorHAnsi" w:eastAsiaTheme="minorEastAsia" w:cstheme="minorBidi"/>
+                <w:kern w:val="2"/>
+                <w:sz w:val="21"/>
+                <w:szCs w:val="24"/>
+                <w:lang w:val="en-US" w:eastAsia="zh-CN" w:bidi="ar-SA"/>
+              </w:rPr>
+              <w:t>微信登录、分享、支付、订阅消息、扫码等能力接入成熟</w:t>
+            </w:r>
+          </w:p>
+        </w:tc>
+        <w:tc>
+          <w:tcPr>
+            <w:tcW w:w="2602" w:type="dxa"/>
+            <w:shd w:val="clear"/>
+            <w:tcMar>
+              <w:top w:w="150" w:type="dxa"/>
+              <w:left w:w="240" w:type="dxa"/>
+              <w:bottom w:w="150" w:type="dxa"/>
+              <w:right w:w="240" w:type="dxa"/>
+            </w:tcMar>
+            <w:vAlign w:val="center"/>
+          </w:tcPr>
+          <w:p>
+            <w:pPr>
+              <w:keepNext w:val="0"/>
+              <w:keepLines w:val="0"/>
+              <w:widowControl/>
+              <w:suppressLineNumbers w:val="0"/>
+              <w:spacing w:line="250" w:lineRule="atLeast"/>
+              <w:jc w:val="left"/>
+              <w:rPr>
+                <w:rFonts w:hint="default" w:asciiTheme="minorHAnsi" w:hAnsiTheme="minorHAnsi" w:eastAsiaTheme="minorEastAsia" w:cstheme="minorBidi"/>
+                <w:kern w:val="2"/>
+                <w:sz w:val="21"/>
+                <w:szCs w:val="24"/>
+                <w:lang w:val="en-US" w:eastAsia="zh-CN" w:bidi="ar-SA"/>
+              </w:rPr>
+            </w:pPr>
+            <w:r>
+              <w:rPr>
+                <w:rFonts w:hint="default" w:asciiTheme="minorHAnsi" w:hAnsiTheme="minorHAnsi" w:eastAsiaTheme="minorEastAsia" w:cstheme="minorBidi"/>
+                <w:kern w:val="2"/>
+                <w:sz w:val="21"/>
+                <w:szCs w:val="24"/>
+                <w:lang w:val="en-US" w:eastAsia="zh-CN" w:bidi="ar-SA"/>
+              </w:rPr>
+              <w:t>需自行集成第三方登录与推送，部分能力受系统限制</w:t>
+            </w:r>
+          </w:p>
+        </w:tc>
+        <w:tc>
+          <w:tcPr>
+            <w:tcW w:w="2442" w:type="dxa"/>
+            <w:shd w:val="clear"/>
+            <w:tcMar>
+              <w:top w:w="150" w:type="dxa"/>
+              <w:left w:w="240" w:type="dxa"/>
+              <w:bottom w:w="150" w:type="dxa"/>
+              <w:right w:w="0" w:type="dxa"/>
+            </w:tcMar>
+            <w:vAlign w:val="center"/>
+          </w:tcPr>
+          <w:p>
+            <w:pPr>
+              <w:keepNext w:val="0"/>
+              <w:keepLines w:val="0"/>
+              <w:widowControl/>
+              <w:suppressLineNumbers w:val="0"/>
+              <w:spacing w:line="250" w:lineRule="atLeast"/>
+              <w:jc w:val="left"/>
+              <w:rPr>
+                <w:rFonts w:hint="default" w:asciiTheme="minorHAnsi" w:hAnsiTheme="minorHAnsi" w:eastAsiaTheme="minorEastAsia" w:cstheme="minorBidi"/>
+                <w:kern w:val="2"/>
+                <w:sz w:val="21"/>
+                <w:szCs w:val="24"/>
+                <w:lang w:val="en-US" w:eastAsia="zh-CN" w:bidi="ar-SA"/>
+              </w:rPr>
+            </w:pPr>
+            <w:r>
+              <w:rPr>
+                <w:rFonts w:hint="default" w:asciiTheme="minorHAnsi" w:hAnsiTheme="minorHAnsi" w:eastAsiaTheme="minorEastAsia" w:cstheme="minorBidi"/>
+                <w:kern w:val="2"/>
+                <w:sz w:val="21"/>
+                <w:szCs w:val="24"/>
+                <w:lang w:val="en-US" w:eastAsia="zh-CN" w:bidi="ar-SA"/>
+              </w:rPr>
+              <w:t>小程序更优：与本项目“微信一键登录”高度契合</w:t>
+            </w:r>
+          </w:p>
+        </w:tc>
+      </w:tr>
+      <w:tr>
+        <w:tblPrEx>
+          <w:tblBorders>
+            <w:top w:val="none" w:color="auto" w:sz="0" w:space="0"/>
+            <w:left w:val="none" w:color="auto" w:sz="0" w:space="0"/>
+            <w:bottom w:val="none" w:color="auto" w:sz="0" w:space="0"/>
+            <w:right w:val="none" w:color="auto" w:sz="0" w:space="0"/>
+            <w:insideH w:val="none" w:color="auto" w:sz="0" w:space="0"/>
+            <w:insideV w:val="none" w:color="auto" w:sz="0" w:space="0"/>
+          </w:tblBorders>
+          <w:tblCellMar>
+            <w:top w:w="15" w:type="dxa"/>
+            <w:left w:w="15" w:type="dxa"/>
+            <w:bottom w:w="15" w:type="dxa"/>
+            <w:right w:w="15" w:type="dxa"/>
+          </w:tblCellMar>
+        </w:tblPrEx>
+        <w:tc>
+          <w:tcPr>
+            <w:tcW w:w="1582" w:type="dxa"/>
+            <w:shd w:val="clear"/>
+            <w:tcMar>
+              <w:top w:w="150" w:type="dxa"/>
+              <w:left w:w="0" w:type="dxa"/>
+              <w:bottom w:w="150" w:type="dxa"/>
+              <w:right w:w="240" w:type="dxa"/>
+            </w:tcMar>
+            <w:vAlign w:val="center"/>
+          </w:tcPr>
+          <w:p>
+            <w:pPr>
+              <w:keepNext w:val="0"/>
+              <w:keepLines w:val="0"/>
+              <w:widowControl/>
+              <w:suppressLineNumbers w:val="0"/>
+              <w:spacing w:line="250" w:lineRule="atLeast"/>
+              <w:jc w:val="left"/>
+              <w:rPr>
+                <w:rFonts w:hint="default" w:asciiTheme="minorHAnsi" w:hAnsiTheme="minorHAnsi" w:eastAsiaTheme="minorEastAsia" w:cstheme="minorBidi"/>
+                <w:kern w:val="2"/>
+                <w:sz w:val="21"/>
+                <w:szCs w:val="24"/>
+                <w:lang w:val="en-US" w:eastAsia="zh-CN" w:bidi="ar-SA"/>
+              </w:rPr>
+            </w:pPr>
+            <w:r>
+              <w:rPr>
+                <w:rFonts w:hint="default" w:asciiTheme="minorHAnsi" w:hAnsiTheme="minorHAnsi" w:eastAsiaTheme="minorEastAsia" w:cstheme="minorBidi"/>
+                <w:kern w:val="2"/>
+                <w:sz w:val="21"/>
+                <w:szCs w:val="24"/>
+                <w:lang w:val="en-US" w:eastAsia="zh-CN" w:bidi="ar-SA"/>
+              </w:rPr>
+              <w:t>社交传播</w:t>
+            </w:r>
+          </w:p>
+        </w:tc>
+        <w:tc>
+          <w:tcPr>
+            <w:tcW w:w="2799" w:type="dxa"/>
+            <w:shd w:val="clear"/>
+            <w:tcMar>
+              <w:top w:w="150" w:type="dxa"/>
+              <w:left w:w="240" w:type="dxa"/>
+              <w:bottom w:w="150" w:type="dxa"/>
+              <w:right w:w="240" w:type="dxa"/>
+            </w:tcMar>
+            <w:vAlign w:val="center"/>
+          </w:tcPr>
+          <w:p>
+            <w:pPr>
+              <w:keepNext w:val="0"/>
+              <w:keepLines w:val="0"/>
+              <w:widowControl/>
+              <w:suppressLineNumbers w:val="0"/>
+              <w:spacing w:line="250" w:lineRule="atLeast"/>
+              <w:jc w:val="left"/>
+              <w:rPr>
+                <w:rFonts w:hint="default" w:asciiTheme="minorHAnsi" w:hAnsiTheme="minorHAnsi" w:eastAsiaTheme="minorEastAsia" w:cstheme="minorBidi"/>
+                <w:kern w:val="2"/>
+                <w:sz w:val="21"/>
+                <w:szCs w:val="24"/>
+                <w:lang w:val="en-US" w:eastAsia="zh-CN" w:bidi="ar-SA"/>
+              </w:rPr>
+            </w:pPr>
+            <w:r>
+              <w:rPr>
+                <w:rFonts w:hint="default" w:asciiTheme="minorHAnsi" w:hAnsiTheme="minorHAnsi" w:eastAsiaTheme="minorEastAsia" w:cstheme="minorBidi"/>
+                <w:kern w:val="2"/>
+                <w:sz w:val="21"/>
+                <w:szCs w:val="24"/>
+                <w:lang w:val="en-US" w:eastAsia="zh-CN" w:bidi="ar-SA"/>
+              </w:rPr>
+              <w:t>可直接分享给好友/群、关联公众号，裂变成本低</w:t>
+            </w:r>
+          </w:p>
+        </w:tc>
+        <w:tc>
+          <w:tcPr>
+            <w:tcW w:w="2602" w:type="dxa"/>
+            <w:shd w:val="clear"/>
+            <w:tcMar>
+              <w:top w:w="150" w:type="dxa"/>
+              <w:left w:w="240" w:type="dxa"/>
+              <w:bottom w:w="150" w:type="dxa"/>
+              <w:right w:w="240" w:type="dxa"/>
+            </w:tcMar>
+            <w:vAlign w:val="center"/>
+          </w:tcPr>
+          <w:p>
+            <w:pPr>
+              <w:keepNext w:val="0"/>
+              <w:keepLines w:val="0"/>
+              <w:widowControl/>
+              <w:suppressLineNumbers w:val="0"/>
+              <w:spacing w:line="250" w:lineRule="atLeast"/>
+              <w:jc w:val="left"/>
+              <w:rPr>
+                <w:rFonts w:hint="default" w:asciiTheme="minorHAnsi" w:hAnsiTheme="minorHAnsi" w:eastAsiaTheme="minorEastAsia" w:cstheme="minorBidi"/>
+                <w:kern w:val="2"/>
+                <w:sz w:val="21"/>
+                <w:szCs w:val="24"/>
+                <w:lang w:val="en-US" w:eastAsia="zh-CN" w:bidi="ar-SA"/>
+              </w:rPr>
+            </w:pPr>
+            <w:r>
+              <w:rPr>
+                <w:rFonts w:hint="default" w:asciiTheme="minorHAnsi" w:hAnsiTheme="minorHAnsi" w:eastAsiaTheme="minorEastAsia" w:cstheme="minorBidi"/>
+                <w:kern w:val="2"/>
+                <w:sz w:val="21"/>
+                <w:szCs w:val="24"/>
+                <w:lang w:val="en-US" w:eastAsia="zh-CN" w:bidi="ar-SA"/>
+              </w:rPr>
+              <w:t>分享链路较长，依赖外部跳转</w:t>
+            </w:r>
+          </w:p>
+        </w:tc>
+        <w:tc>
+          <w:tcPr>
+            <w:tcW w:w="2442" w:type="dxa"/>
+            <w:shd w:val="clear"/>
+            <w:tcMar>
+              <w:top w:w="150" w:type="dxa"/>
+              <w:left w:w="240" w:type="dxa"/>
+              <w:bottom w:w="150" w:type="dxa"/>
+              <w:right w:w="0" w:type="dxa"/>
+            </w:tcMar>
+            <w:vAlign w:val="center"/>
+          </w:tcPr>
+          <w:p>
+            <w:pPr>
+              <w:keepNext w:val="0"/>
+              <w:keepLines w:val="0"/>
+              <w:widowControl/>
+              <w:suppressLineNumbers w:val="0"/>
+              <w:spacing w:line="250" w:lineRule="atLeast"/>
+              <w:jc w:val="left"/>
+              <w:rPr>
+                <w:rFonts w:hint="default" w:asciiTheme="minorHAnsi" w:hAnsiTheme="minorHAnsi" w:eastAsiaTheme="minorEastAsia" w:cstheme="minorBidi"/>
+                <w:kern w:val="2"/>
+                <w:sz w:val="21"/>
+                <w:szCs w:val="24"/>
+                <w:lang w:val="en-US" w:eastAsia="zh-CN" w:bidi="ar-SA"/>
+              </w:rPr>
+            </w:pPr>
+            <w:r>
+              <w:rPr>
+                <w:rFonts w:hint="default" w:asciiTheme="minorHAnsi" w:hAnsiTheme="minorHAnsi" w:eastAsiaTheme="minorEastAsia" w:cstheme="minorBidi"/>
+                <w:kern w:val="2"/>
+                <w:sz w:val="21"/>
+                <w:szCs w:val="24"/>
+                <w:lang w:val="en-US" w:eastAsia="zh-CN" w:bidi="ar-SA"/>
+              </w:rPr>
+              <w:t>小程序更优：利于种子用户传播</w:t>
+            </w:r>
+          </w:p>
+        </w:tc>
+      </w:tr>
+      <w:tr>
+        <w:tblPrEx>
+          <w:tblBorders>
+            <w:top w:val="none" w:color="auto" w:sz="0" w:space="0"/>
+            <w:left w:val="none" w:color="auto" w:sz="0" w:space="0"/>
+            <w:bottom w:val="none" w:color="auto" w:sz="0" w:space="0"/>
+            <w:right w:val="none" w:color="auto" w:sz="0" w:space="0"/>
+            <w:insideH w:val="none" w:color="auto" w:sz="0" w:space="0"/>
+            <w:insideV w:val="none" w:color="auto" w:sz="0" w:space="0"/>
+          </w:tblBorders>
+          <w:tblCellMar>
+            <w:top w:w="15" w:type="dxa"/>
+            <w:left w:w="15" w:type="dxa"/>
+            <w:bottom w:w="15" w:type="dxa"/>
+            <w:right w:w="15" w:type="dxa"/>
+          </w:tblCellMar>
+        </w:tblPrEx>
+        <w:tc>
+          <w:tcPr>
+            <w:tcW w:w="1582" w:type="dxa"/>
+            <w:shd w:val="clear"/>
+            <w:tcMar>
+              <w:top w:w="150" w:type="dxa"/>
+              <w:left w:w="0" w:type="dxa"/>
+              <w:bottom w:w="150" w:type="dxa"/>
+              <w:right w:w="240" w:type="dxa"/>
+            </w:tcMar>
+            <w:vAlign w:val="center"/>
+          </w:tcPr>
+          <w:p>
+            <w:pPr>
+              <w:keepNext w:val="0"/>
+              <w:keepLines w:val="0"/>
+              <w:widowControl/>
+              <w:suppressLineNumbers w:val="0"/>
+              <w:spacing w:line="250" w:lineRule="atLeast"/>
+              <w:jc w:val="left"/>
+              <w:rPr>
+                <w:rFonts w:hint="default" w:asciiTheme="minorHAnsi" w:hAnsiTheme="minorHAnsi" w:eastAsiaTheme="minorEastAsia" w:cstheme="minorBidi"/>
+                <w:kern w:val="2"/>
+                <w:sz w:val="21"/>
+                <w:szCs w:val="24"/>
+                <w:lang w:val="en-US" w:eastAsia="zh-CN" w:bidi="ar-SA"/>
+              </w:rPr>
+            </w:pPr>
+            <w:r>
+              <w:rPr>
+                <w:rFonts w:hint="default" w:asciiTheme="minorHAnsi" w:hAnsiTheme="minorHAnsi" w:eastAsiaTheme="minorEastAsia" w:cstheme="minorBidi"/>
+                <w:kern w:val="2"/>
+                <w:sz w:val="21"/>
+                <w:szCs w:val="24"/>
+                <w:lang w:val="en-US" w:eastAsia="zh-CN" w:bidi="ar-SA"/>
+              </w:rPr>
+              <w:t>用户设备负担</w:t>
+            </w:r>
+          </w:p>
+        </w:tc>
+        <w:tc>
+          <w:tcPr>
+            <w:tcW w:w="2799" w:type="dxa"/>
+            <w:shd w:val="clear"/>
+            <w:tcMar>
+              <w:top w:w="150" w:type="dxa"/>
+              <w:left w:w="240" w:type="dxa"/>
+              <w:bottom w:w="150" w:type="dxa"/>
+              <w:right w:w="240" w:type="dxa"/>
+            </w:tcMar>
+            <w:vAlign w:val="center"/>
+          </w:tcPr>
+          <w:p>
+            <w:pPr>
+              <w:keepNext w:val="0"/>
+              <w:keepLines w:val="0"/>
+              <w:widowControl/>
+              <w:suppressLineNumbers w:val="0"/>
+              <w:spacing w:line="250" w:lineRule="atLeast"/>
+              <w:jc w:val="left"/>
+              <w:rPr>
+                <w:rFonts w:hint="default" w:asciiTheme="minorHAnsi" w:hAnsiTheme="minorHAnsi" w:eastAsiaTheme="minorEastAsia" w:cstheme="minorBidi"/>
+                <w:kern w:val="2"/>
+                <w:sz w:val="21"/>
+                <w:szCs w:val="24"/>
+                <w:lang w:val="en-US" w:eastAsia="zh-CN" w:bidi="ar-SA"/>
+              </w:rPr>
+            </w:pPr>
+            <w:r>
+              <w:rPr>
+                <w:rFonts w:hint="default" w:asciiTheme="minorHAnsi" w:hAnsiTheme="minorHAnsi" w:eastAsiaTheme="minorEastAsia" w:cstheme="minorBidi"/>
+                <w:kern w:val="2"/>
+                <w:sz w:val="21"/>
+                <w:szCs w:val="24"/>
+                <w:lang w:val="en-US" w:eastAsia="zh-CN" w:bidi="ar-SA"/>
+              </w:rPr>
+              <w:t>不占桌面、不占大量存储，尝试成本低</w:t>
+            </w:r>
+          </w:p>
+        </w:tc>
+        <w:tc>
+          <w:tcPr>
+            <w:tcW w:w="2602" w:type="dxa"/>
+            <w:shd w:val="clear"/>
+            <w:tcMar>
+              <w:top w:w="150" w:type="dxa"/>
+              <w:left w:w="240" w:type="dxa"/>
+              <w:bottom w:w="150" w:type="dxa"/>
+              <w:right w:w="240" w:type="dxa"/>
+            </w:tcMar>
+            <w:vAlign w:val="center"/>
+          </w:tcPr>
+          <w:p>
+            <w:pPr>
+              <w:keepNext w:val="0"/>
+              <w:keepLines w:val="0"/>
+              <w:widowControl/>
+              <w:suppressLineNumbers w:val="0"/>
+              <w:spacing w:line="250" w:lineRule="atLeast"/>
+              <w:jc w:val="left"/>
+              <w:rPr>
+                <w:rFonts w:hint="default" w:asciiTheme="minorHAnsi" w:hAnsiTheme="minorHAnsi" w:eastAsiaTheme="minorEastAsia" w:cstheme="minorBidi"/>
+                <w:kern w:val="2"/>
+                <w:sz w:val="21"/>
+                <w:szCs w:val="24"/>
+                <w:lang w:val="en-US" w:eastAsia="zh-CN" w:bidi="ar-SA"/>
+              </w:rPr>
+            </w:pPr>
+            <w:r>
+              <w:rPr>
+                <w:rFonts w:hint="default" w:asciiTheme="minorHAnsi" w:hAnsiTheme="minorHAnsi" w:eastAsiaTheme="minorEastAsia" w:cstheme="minorBidi"/>
+                <w:kern w:val="2"/>
+                <w:sz w:val="21"/>
+                <w:szCs w:val="24"/>
+                <w:lang w:val="en-US" w:eastAsia="zh-CN" w:bidi="ar-SA"/>
+              </w:rPr>
+              <w:t>占用安装包与存储空间，卸载率高</w:t>
+            </w:r>
+          </w:p>
+        </w:tc>
+        <w:tc>
+          <w:tcPr>
+            <w:tcW w:w="2442" w:type="dxa"/>
+            <w:shd w:val="clear"/>
+            <w:tcMar>
+              <w:top w:w="150" w:type="dxa"/>
+              <w:left w:w="240" w:type="dxa"/>
+              <w:bottom w:w="150" w:type="dxa"/>
+              <w:right w:w="0" w:type="dxa"/>
+            </w:tcMar>
+            <w:vAlign w:val="center"/>
+          </w:tcPr>
+          <w:p>
+            <w:pPr>
+              <w:keepNext w:val="0"/>
+              <w:keepLines w:val="0"/>
+              <w:widowControl/>
+              <w:suppressLineNumbers w:val="0"/>
+              <w:spacing w:line="250" w:lineRule="atLeast"/>
+              <w:jc w:val="left"/>
+              <w:rPr>
+                <w:rFonts w:hint="default" w:asciiTheme="minorHAnsi" w:hAnsiTheme="minorHAnsi" w:eastAsiaTheme="minorEastAsia" w:cstheme="minorBidi"/>
+                <w:kern w:val="2"/>
+                <w:sz w:val="21"/>
+                <w:szCs w:val="24"/>
+                <w:lang w:val="en-US" w:eastAsia="zh-CN" w:bidi="ar-SA"/>
+              </w:rPr>
+            </w:pPr>
+            <w:r>
+              <w:rPr>
+                <w:rFonts w:hint="default" w:asciiTheme="minorHAnsi" w:hAnsiTheme="minorHAnsi" w:eastAsiaTheme="minorEastAsia" w:cstheme="minorBidi"/>
+                <w:kern w:val="2"/>
+                <w:sz w:val="21"/>
+                <w:szCs w:val="24"/>
+                <w:lang w:val="en-US" w:eastAsia="zh-CN" w:bidi="ar-SA"/>
+              </w:rPr>
+              <w:t>小程序更优</w:t>
+            </w:r>
+          </w:p>
+        </w:tc>
+      </w:tr>
+      <w:tr>
+        <w:tblPrEx>
+          <w:tblBorders>
+            <w:top w:val="none" w:color="auto" w:sz="0" w:space="0"/>
+            <w:left w:val="none" w:color="auto" w:sz="0" w:space="0"/>
+            <w:bottom w:val="none" w:color="auto" w:sz="0" w:space="0"/>
+            <w:right w:val="none" w:color="auto" w:sz="0" w:space="0"/>
+            <w:insideH w:val="none" w:color="auto" w:sz="0" w:space="0"/>
+            <w:insideV w:val="none" w:color="auto" w:sz="0" w:space="0"/>
+          </w:tblBorders>
+          <w:tblCellMar>
+            <w:top w:w="15" w:type="dxa"/>
+            <w:left w:w="15" w:type="dxa"/>
+            <w:bottom w:w="15" w:type="dxa"/>
+            <w:right w:w="15" w:type="dxa"/>
+          </w:tblCellMar>
+        </w:tblPrEx>
+        <w:tc>
+          <w:tcPr>
+            <w:tcW w:w="1582" w:type="dxa"/>
+            <w:shd w:val="clear"/>
+            <w:tcMar>
+              <w:top w:w="150" w:type="dxa"/>
+              <w:left w:w="0" w:type="dxa"/>
+              <w:bottom w:w="150" w:type="dxa"/>
+              <w:right w:w="240" w:type="dxa"/>
+            </w:tcMar>
+            <w:vAlign w:val="center"/>
+          </w:tcPr>
+          <w:p>
+            <w:pPr>
+              <w:keepNext w:val="0"/>
+              <w:keepLines w:val="0"/>
+              <w:widowControl/>
+              <w:suppressLineNumbers w:val="0"/>
+              <w:spacing w:line="250" w:lineRule="atLeast"/>
+              <w:jc w:val="left"/>
+              <w:rPr>
+                <w:rFonts w:hint="default" w:asciiTheme="minorHAnsi" w:hAnsiTheme="minorHAnsi" w:eastAsiaTheme="minorEastAsia" w:cstheme="minorBidi"/>
+                <w:kern w:val="2"/>
+                <w:sz w:val="21"/>
+                <w:szCs w:val="24"/>
+                <w:lang w:val="en-US" w:eastAsia="zh-CN" w:bidi="ar-SA"/>
+              </w:rPr>
+            </w:pPr>
+            <w:r>
+              <w:rPr>
+                <w:rFonts w:hint="default" w:asciiTheme="minorHAnsi" w:hAnsiTheme="minorHAnsi" w:eastAsiaTheme="minorEastAsia" w:cstheme="minorBidi"/>
+                <w:kern w:val="2"/>
+                <w:sz w:val="21"/>
+                <w:szCs w:val="24"/>
+                <w:lang w:val="en-US" w:eastAsia="zh-CN" w:bidi="ar-SA"/>
+              </w:rPr>
+              <w:t>性能与系统能力</w:t>
+            </w:r>
+          </w:p>
+        </w:tc>
+        <w:tc>
+          <w:tcPr>
+            <w:tcW w:w="2799" w:type="dxa"/>
+            <w:shd w:val="clear"/>
+            <w:tcMar>
+              <w:top w:w="150" w:type="dxa"/>
+              <w:left w:w="240" w:type="dxa"/>
+              <w:bottom w:w="150" w:type="dxa"/>
+              <w:right w:w="240" w:type="dxa"/>
+            </w:tcMar>
+            <w:vAlign w:val="center"/>
+          </w:tcPr>
+          <w:p>
+            <w:pPr>
+              <w:keepNext w:val="0"/>
+              <w:keepLines w:val="0"/>
+              <w:widowControl/>
+              <w:suppressLineNumbers w:val="0"/>
+              <w:spacing w:line="250" w:lineRule="atLeast"/>
+              <w:jc w:val="left"/>
+              <w:rPr>
+                <w:rFonts w:hint="default" w:asciiTheme="minorHAnsi" w:hAnsiTheme="minorHAnsi" w:eastAsiaTheme="minorEastAsia" w:cstheme="minorBidi"/>
+                <w:kern w:val="2"/>
+                <w:sz w:val="21"/>
+                <w:szCs w:val="24"/>
+                <w:lang w:val="en-US" w:eastAsia="zh-CN" w:bidi="ar-SA"/>
+              </w:rPr>
+            </w:pPr>
+            <w:r>
+              <w:rPr>
+                <w:rFonts w:hint="default" w:asciiTheme="minorHAnsi" w:hAnsiTheme="minorHAnsi" w:eastAsiaTheme="minorEastAsia" w:cstheme="minorBidi"/>
+                <w:kern w:val="2"/>
+                <w:sz w:val="21"/>
+                <w:szCs w:val="24"/>
+                <w:lang w:val="en-US" w:eastAsia="zh-CN" w:bidi="ar-SA"/>
+              </w:rPr>
+              <w:t>受包体积、运行环境限制，复杂交互与重后台能力较弱</w:t>
+            </w:r>
+          </w:p>
+        </w:tc>
+        <w:tc>
+          <w:tcPr>
+            <w:tcW w:w="2602" w:type="dxa"/>
+            <w:shd w:val="clear"/>
+            <w:tcMar>
+              <w:top w:w="150" w:type="dxa"/>
+              <w:left w:w="240" w:type="dxa"/>
+              <w:bottom w:w="150" w:type="dxa"/>
+              <w:right w:w="240" w:type="dxa"/>
+            </w:tcMar>
+            <w:vAlign w:val="center"/>
+          </w:tcPr>
+          <w:p>
+            <w:pPr>
+              <w:keepNext w:val="0"/>
+              <w:keepLines w:val="0"/>
+              <w:widowControl/>
+              <w:suppressLineNumbers w:val="0"/>
+              <w:spacing w:line="250" w:lineRule="atLeast"/>
+              <w:jc w:val="left"/>
+              <w:rPr>
+                <w:rFonts w:hint="default" w:asciiTheme="minorHAnsi" w:hAnsiTheme="minorHAnsi" w:eastAsiaTheme="minorEastAsia" w:cstheme="minorBidi"/>
+                <w:kern w:val="2"/>
+                <w:sz w:val="21"/>
+                <w:szCs w:val="24"/>
+                <w:lang w:val="en-US" w:eastAsia="zh-CN" w:bidi="ar-SA"/>
+              </w:rPr>
+            </w:pPr>
+            <w:r>
+              <w:rPr>
+                <w:rFonts w:hint="default" w:asciiTheme="minorHAnsi" w:hAnsiTheme="minorHAnsi" w:eastAsiaTheme="minorEastAsia" w:cstheme="minorBidi"/>
+                <w:kern w:val="2"/>
+                <w:sz w:val="21"/>
+                <w:szCs w:val="24"/>
+                <w:lang w:val="en-US" w:eastAsia="zh-CN" w:bidi="ar-SA"/>
+              </w:rPr>
+              <w:t>性能更强，可调用更多系统能力，支持强离线场景</w:t>
+            </w:r>
+          </w:p>
+        </w:tc>
+        <w:tc>
+          <w:tcPr>
+            <w:tcW w:w="2442" w:type="dxa"/>
+            <w:shd w:val="clear"/>
+            <w:tcMar>
+              <w:top w:w="150" w:type="dxa"/>
+              <w:left w:w="240" w:type="dxa"/>
+              <w:bottom w:w="150" w:type="dxa"/>
+              <w:right w:w="0" w:type="dxa"/>
+            </w:tcMar>
+            <w:vAlign w:val="center"/>
+          </w:tcPr>
+          <w:p>
+            <w:pPr>
+              <w:keepNext w:val="0"/>
+              <w:keepLines w:val="0"/>
+              <w:widowControl/>
+              <w:suppressLineNumbers w:val="0"/>
+              <w:spacing w:line="250" w:lineRule="atLeast"/>
+              <w:jc w:val="left"/>
+              <w:rPr>
+                <w:rFonts w:hint="default" w:asciiTheme="minorHAnsi" w:hAnsiTheme="minorHAnsi" w:eastAsiaTheme="minorEastAsia" w:cstheme="minorBidi"/>
+                <w:kern w:val="2"/>
+                <w:sz w:val="21"/>
+                <w:szCs w:val="24"/>
+                <w:lang w:val="en-US" w:eastAsia="zh-CN" w:bidi="ar-SA"/>
+              </w:rPr>
+            </w:pPr>
+            <w:r>
+              <w:rPr>
+                <w:rFonts w:hint="default" w:asciiTheme="minorHAnsi" w:hAnsiTheme="minorHAnsi" w:eastAsiaTheme="minorEastAsia" w:cstheme="minorBidi"/>
+                <w:kern w:val="2"/>
+                <w:sz w:val="21"/>
+                <w:szCs w:val="24"/>
+                <w:lang w:val="en-US" w:eastAsia="zh-CN" w:bidi="ar-SA"/>
+              </w:rPr>
+              <w:t>App 更优，但本项目以轻量记录为主，小程序足够</w:t>
+            </w:r>
+          </w:p>
+        </w:tc>
+      </w:tr>
+      <w:tr>
+        <w:tblPrEx>
+          <w:tblBorders>
+            <w:top w:val="none" w:color="auto" w:sz="0" w:space="0"/>
+            <w:left w:val="none" w:color="auto" w:sz="0" w:space="0"/>
+            <w:bottom w:val="none" w:color="auto" w:sz="0" w:space="0"/>
+            <w:right w:val="none" w:color="auto" w:sz="0" w:space="0"/>
+            <w:insideH w:val="none" w:color="auto" w:sz="0" w:space="0"/>
+            <w:insideV w:val="none" w:color="auto" w:sz="0" w:space="0"/>
+          </w:tblBorders>
+          <w:tblCellMar>
+            <w:top w:w="15" w:type="dxa"/>
+            <w:left w:w="15" w:type="dxa"/>
+            <w:bottom w:w="15" w:type="dxa"/>
+            <w:right w:w="15" w:type="dxa"/>
+          </w:tblCellMar>
+        </w:tblPrEx>
+        <w:tc>
+          <w:tcPr>
+            <w:tcW w:w="1582" w:type="dxa"/>
+            <w:shd w:val="clear"/>
+            <w:tcMar>
+              <w:top w:w="150" w:type="dxa"/>
+              <w:left w:w="0" w:type="dxa"/>
+              <w:bottom w:w="150" w:type="dxa"/>
+              <w:right w:w="240" w:type="dxa"/>
+            </w:tcMar>
+            <w:vAlign w:val="center"/>
+          </w:tcPr>
+          <w:p>
+            <w:pPr>
+              <w:keepNext w:val="0"/>
+              <w:keepLines w:val="0"/>
+              <w:widowControl/>
+              <w:suppressLineNumbers w:val="0"/>
+              <w:spacing w:line="250" w:lineRule="atLeast"/>
+              <w:jc w:val="left"/>
+              <w:rPr>
+                <w:rFonts w:hint="default" w:asciiTheme="minorHAnsi" w:hAnsiTheme="minorHAnsi" w:eastAsiaTheme="minorEastAsia" w:cstheme="minorBidi"/>
+                <w:kern w:val="2"/>
+                <w:sz w:val="21"/>
+                <w:szCs w:val="24"/>
+                <w:lang w:val="en-US" w:eastAsia="zh-CN" w:bidi="ar-SA"/>
+              </w:rPr>
+            </w:pPr>
+            <w:r>
+              <w:rPr>
+                <w:rFonts w:hint="default" w:asciiTheme="minorHAnsi" w:hAnsiTheme="minorHAnsi" w:eastAsiaTheme="minorEastAsia" w:cstheme="minorBidi"/>
+                <w:kern w:val="2"/>
+                <w:sz w:val="21"/>
+                <w:szCs w:val="24"/>
+                <w:lang w:val="en-US" w:eastAsia="zh-CN" w:bidi="ar-SA"/>
+              </w:rPr>
+              <w:t>发布与迭代</w:t>
+            </w:r>
+          </w:p>
+        </w:tc>
+        <w:tc>
+          <w:tcPr>
+            <w:tcW w:w="2799" w:type="dxa"/>
+            <w:shd w:val="clear"/>
+            <w:tcMar>
+              <w:top w:w="150" w:type="dxa"/>
+              <w:left w:w="240" w:type="dxa"/>
+              <w:bottom w:w="150" w:type="dxa"/>
+              <w:right w:w="240" w:type="dxa"/>
+            </w:tcMar>
+            <w:vAlign w:val="center"/>
+          </w:tcPr>
+          <w:p>
+            <w:pPr>
+              <w:keepNext w:val="0"/>
+              <w:keepLines w:val="0"/>
+              <w:widowControl/>
+              <w:suppressLineNumbers w:val="0"/>
+              <w:spacing w:line="250" w:lineRule="atLeast"/>
+              <w:jc w:val="left"/>
+              <w:rPr>
+                <w:rFonts w:hint="default" w:asciiTheme="minorHAnsi" w:hAnsiTheme="minorHAnsi" w:eastAsiaTheme="minorEastAsia" w:cstheme="minorBidi"/>
+                <w:kern w:val="2"/>
+                <w:sz w:val="21"/>
+                <w:szCs w:val="24"/>
+                <w:lang w:val="en-US" w:eastAsia="zh-CN" w:bidi="ar-SA"/>
+              </w:rPr>
+            </w:pPr>
+            <w:r>
+              <w:rPr>
+                <w:rFonts w:hint="default" w:asciiTheme="minorHAnsi" w:hAnsiTheme="minorHAnsi" w:eastAsiaTheme="minorEastAsia" w:cstheme="minorBidi"/>
+                <w:kern w:val="2"/>
+                <w:sz w:val="21"/>
+                <w:szCs w:val="24"/>
+                <w:lang w:val="en-US" w:eastAsia="zh-CN" w:bidi="ar-SA"/>
+              </w:rPr>
+              <w:t>走微信审核，更新无需用户手动升级</w:t>
+            </w:r>
+          </w:p>
+        </w:tc>
+        <w:tc>
+          <w:tcPr>
+            <w:tcW w:w="2602" w:type="dxa"/>
+            <w:shd w:val="clear"/>
+            <w:tcMar>
+              <w:top w:w="150" w:type="dxa"/>
+              <w:left w:w="240" w:type="dxa"/>
+              <w:bottom w:w="150" w:type="dxa"/>
+              <w:right w:w="240" w:type="dxa"/>
+            </w:tcMar>
+            <w:vAlign w:val="center"/>
+          </w:tcPr>
+          <w:p>
+            <w:pPr>
+              <w:keepNext w:val="0"/>
+              <w:keepLines w:val="0"/>
+              <w:widowControl/>
+              <w:suppressLineNumbers w:val="0"/>
+              <w:spacing w:line="250" w:lineRule="atLeast"/>
+              <w:jc w:val="left"/>
+              <w:rPr>
+                <w:rFonts w:hint="default" w:asciiTheme="minorHAnsi" w:hAnsiTheme="minorHAnsi" w:eastAsiaTheme="minorEastAsia" w:cstheme="minorBidi"/>
+                <w:kern w:val="2"/>
+                <w:sz w:val="21"/>
+                <w:szCs w:val="24"/>
+                <w:lang w:val="en-US" w:eastAsia="zh-CN" w:bidi="ar-SA"/>
+              </w:rPr>
+            </w:pPr>
+            <w:r>
+              <w:rPr>
+                <w:rFonts w:hint="default" w:asciiTheme="minorHAnsi" w:hAnsiTheme="minorHAnsi" w:eastAsiaTheme="minorEastAsia" w:cstheme="minorBidi"/>
+                <w:kern w:val="2"/>
+                <w:sz w:val="21"/>
+                <w:szCs w:val="24"/>
+                <w:lang w:val="en-US" w:eastAsia="zh-CN" w:bidi="ar-SA"/>
+              </w:rPr>
+              <w:t>需经应用商店上架审核，多端发版</w:t>
+            </w:r>
+          </w:p>
+        </w:tc>
+        <w:tc>
+          <w:tcPr>
+            <w:tcW w:w="2442" w:type="dxa"/>
+            <w:shd w:val="clear"/>
+            <w:tcMar>
+              <w:top w:w="150" w:type="dxa"/>
+              <w:left w:w="240" w:type="dxa"/>
+              <w:bottom w:w="150" w:type="dxa"/>
+              <w:right w:w="0" w:type="dxa"/>
+            </w:tcMar>
+            <w:vAlign w:val="center"/>
+          </w:tcPr>
+          <w:p>
+            <w:pPr>
+              <w:keepNext w:val="0"/>
+              <w:keepLines w:val="0"/>
+              <w:widowControl/>
+              <w:suppressLineNumbers w:val="0"/>
+              <w:spacing w:line="250" w:lineRule="atLeast"/>
+              <w:jc w:val="left"/>
+              <w:rPr>
+                <w:rFonts w:hint="default" w:asciiTheme="minorHAnsi" w:hAnsiTheme="minorHAnsi" w:eastAsiaTheme="minorEastAsia" w:cstheme="minorBidi"/>
+                <w:kern w:val="2"/>
+                <w:sz w:val="21"/>
+                <w:szCs w:val="24"/>
+                <w:lang w:val="en-US" w:eastAsia="zh-CN" w:bidi="ar-SA"/>
+              </w:rPr>
+            </w:pPr>
+            <w:r>
+              <w:rPr>
+                <w:rFonts w:hint="default" w:asciiTheme="minorHAnsi" w:hAnsiTheme="minorHAnsi" w:eastAsiaTheme="minorEastAsia" w:cstheme="minorBidi"/>
+                <w:kern w:val="2"/>
+                <w:sz w:val="21"/>
+                <w:szCs w:val="24"/>
+                <w:lang w:val="en-US" w:eastAsia="zh-CN" w:bidi="ar-SA"/>
+              </w:rPr>
+              <w:t>小程序更优：迭代更快</w:t>
+            </w:r>
+          </w:p>
+        </w:tc>
+      </w:tr>
+      <w:tr>
+        <w:tblPrEx>
+          <w:tblBorders>
+            <w:top w:val="none" w:color="auto" w:sz="0" w:space="0"/>
+            <w:left w:val="none" w:color="auto" w:sz="0" w:space="0"/>
+            <w:bottom w:val="none" w:color="auto" w:sz="0" w:space="0"/>
+            <w:right w:val="none" w:color="auto" w:sz="0" w:space="0"/>
+            <w:insideH w:val="none" w:color="auto" w:sz="0" w:space="0"/>
+            <w:insideV w:val="none" w:color="auto" w:sz="0" w:space="0"/>
+          </w:tblBorders>
+          <w:tblCellMar>
+            <w:top w:w="15" w:type="dxa"/>
+            <w:left w:w="15" w:type="dxa"/>
+            <w:bottom w:w="15" w:type="dxa"/>
+            <w:right w:w="15" w:type="dxa"/>
+          </w:tblCellMar>
+        </w:tblPrEx>
+        <w:tc>
+          <w:tcPr>
+            <w:tcW w:w="1582" w:type="dxa"/>
+            <w:shd w:val="clear"/>
+            <w:tcMar>
+              <w:top w:w="150" w:type="dxa"/>
+              <w:left w:w="0" w:type="dxa"/>
+              <w:bottom w:w="150" w:type="dxa"/>
+              <w:right w:w="240" w:type="dxa"/>
+            </w:tcMar>
+            <w:vAlign w:val="center"/>
+          </w:tcPr>
+          <w:p>
+            <w:pPr>
+              <w:keepNext w:val="0"/>
+              <w:keepLines w:val="0"/>
+              <w:widowControl/>
+              <w:suppressLineNumbers w:val="0"/>
+              <w:spacing w:line="250" w:lineRule="atLeast"/>
+              <w:jc w:val="left"/>
+              <w:rPr>
+                <w:rFonts w:hint="default" w:asciiTheme="minorHAnsi" w:hAnsiTheme="minorHAnsi" w:eastAsiaTheme="minorEastAsia" w:cstheme="minorBidi"/>
+                <w:kern w:val="2"/>
+                <w:sz w:val="21"/>
+                <w:szCs w:val="24"/>
+                <w:lang w:val="en-US" w:eastAsia="zh-CN" w:bidi="ar-SA"/>
+              </w:rPr>
+            </w:pPr>
+            <w:r>
+              <w:rPr>
+                <w:rFonts w:hint="default" w:asciiTheme="minorHAnsi" w:hAnsiTheme="minorHAnsi" w:eastAsiaTheme="minorEastAsia" w:cstheme="minorBidi"/>
+                <w:kern w:val="2"/>
+                <w:sz w:val="21"/>
+                <w:szCs w:val="24"/>
+                <w:lang w:val="en-US" w:eastAsia="zh-CN" w:bidi="ar-SA"/>
+              </w:rPr>
+              <w:t>平台规则与自主性</w:t>
+            </w:r>
+          </w:p>
+        </w:tc>
+        <w:tc>
+          <w:tcPr>
+            <w:tcW w:w="2799" w:type="dxa"/>
+            <w:shd w:val="clear"/>
+            <w:tcMar>
+              <w:top w:w="150" w:type="dxa"/>
+              <w:left w:w="240" w:type="dxa"/>
+              <w:bottom w:w="150" w:type="dxa"/>
+              <w:right w:w="240" w:type="dxa"/>
+            </w:tcMar>
+            <w:vAlign w:val="center"/>
+          </w:tcPr>
+          <w:p>
+            <w:pPr>
+              <w:keepNext w:val="0"/>
+              <w:keepLines w:val="0"/>
+              <w:widowControl/>
+              <w:suppressLineNumbers w:val="0"/>
+              <w:spacing w:line="250" w:lineRule="atLeast"/>
+              <w:jc w:val="left"/>
+              <w:rPr>
+                <w:rFonts w:hint="default" w:asciiTheme="minorHAnsi" w:hAnsiTheme="minorHAnsi" w:eastAsiaTheme="minorEastAsia" w:cstheme="minorBidi"/>
+                <w:kern w:val="2"/>
+                <w:sz w:val="21"/>
+                <w:szCs w:val="24"/>
+                <w:lang w:val="en-US" w:eastAsia="zh-CN" w:bidi="ar-SA"/>
+              </w:rPr>
+            </w:pPr>
+            <w:r>
+              <w:rPr>
+                <w:rFonts w:hint="default" w:asciiTheme="minorHAnsi" w:hAnsiTheme="minorHAnsi" w:eastAsiaTheme="minorEastAsia" w:cstheme="minorBidi"/>
+                <w:kern w:val="2"/>
+                <w:sz w:val="21"/>
+                <w:szCs w:val="24"/>
+                <w:lang w:val="en-US" w:eastAsia="zh-CN" w:bidi="ar-SA"/>
+              </w:rPr>
+              <w:t>受微信平台规则约束，数据与入口自主性较弱</w:t>
+            </w:r>
+          </w:p>
+        </w:tc>
+        <w:tc>
+          <w:tcPr>
+            <w:tcW w:w="2602" w:type="dxa"/>
+            <w:shd w:val="clear"/>
+            <w:tcMar>
+              <w:top w:w="150" w:type="dxa"/>
+              <w:left w:w="240" w:type="dxa"/>
+              <w:bottom w:w="150" w:type="dxa"/>
+              <w:right w:w="240" w:type="dxa"/>
+            </w:tcMar>
+            <w:vAlign w:val="center"/>
+          </w:tcPr>
+          <w:p>
+            <w:pPr>
+              <w:keepNext w:val="0"/>
+              <w:keepLines w:val="0"/>
+              <w:widowControl/>
+              <w:suppressLineNumbers w:val="0"/>
+              <w:spacing w:line="250" w:lineRule="atLeast"/>
+              <w:jc w:val="left"/>
+              <w:rPr>
+                <w:rFonts w:hint="default" w:asciiTheme="minorHAnsi" w:hAnsiTheme="minorHAnsi" w:eastAsiaTheme="minorEastAsia" w:cstheme="minorBidi"/>
+                <w:kern w:val="2"/>
+                <w:sz w:val="21"/>
+                <w:szCs w:val="24"/>
+                <w:lang w:val="en-US" w:eastAsia="zh-CN" w:bidi="ar-SA"/>
+              </w:rPr>
+            </w:pPr>
+            <w:r>
+              <w:rPr>
+                <w:rFonts w:hint="default" w:asciiTheme="minorHAnsi" w:hAnsiTheme="minorHAnsi" w:eastAsiaTheme="minorEastAsia" w:cstheme="minorBidi"/>
+                <w:kern w:val="2"/>
+                <w:sz w:val="21"/>
+                <w:szCs w:val="24"/>
+                <w:lang w:val="en-US" w:eastAsia="zh-CN" w:bidi="ar-SA"/>
+              </w:rPr>
+              <w:t>自主可控性强，不受单一平台规则限制</w:t>
+            </w:r>
+          </w:p>
+        </w:tc>
+        <w:tc>
+          <w:tcPr>
+            <w:tcW w:w="2442" w:type="dxa"/>
+            <w:shd w:val="clear"/>
+            <w:tcMar>
+              <w:top w:w="150" w:type="dxa"/>
+              <w:left w:w="240" w:type="dxa"/>
+              <w:bottom w:w="150" w:type="dxa"/>
+              <w:right w:w="0" w:type="dxa"/>
+            </w:tcMar>
+            <w:vAlign w:val="center"/>
+          </w:tcPr>
+          <w:p>
+            <w:pPr>
+              <w:keepNext w:val="0"/>
+              <w:keepLines w:val="0"/>
+              <w:widowControl/>
+              <w:suppressLineNumbers w:val="0"/>
+              <w:spacing w:line="250" w:lineRule="atLeast"/>
+              <w:jc w:val="left"/>
+              <w:rPr>
+                <w:rFonts w:hint="default" w:asciiTheme="minorHAnsi" w:hAnsiTheme="minorHAnsi" w:eastAsiaTheme="minorEastAsia" w:cstheme="minorBidi"/>
+                <w:kern w:val="2"/>
+                <w:sz w:val="21"/>
+                <w:szCs w:val="24"/>
+                <w:lang w:val="en-US" w:eastAsia="zh-CN" w:bidi="ar-SA"/>
+              </w:rPr>
+            </w:pPr>
+            <w:r>
+              <w:rPr>
+                <w:rFonts w:hint="default" w:asciiTheme="minorHAnsi" w:hAnsiTheme="minorHAnsi" w:eastAsiaTheme="minorEastAsia" w:cstheme="minorBidi"/>
+                <w:kern w:val="2"/>
+                <w:sz w:val="21"/>
+                <w:szCs w:val="24"/>
+                <w:lang w:val="en-US" w:eastAsia="zh-CN" w:bidi="ar-SA"/>
+              </w:rPr>
+              <w:t>App 更优，但本项目初期可接受</w:t>
+            </w:r>
+          </w:p>
+        </w:tc>
+      </w:tr>
+      <w:tr>
+        <w:tblPrEx>
+          <w:tblBorders>
+            <w:top w:val="none" w:color="auto" w:sz="0" w:space="0"/>
+            <w:left w:val="none" w:color="auto" w:sz="0" w:space="0"/>
+            <w:bottom w:val="none" w:color="auto" w:sz="0" w:space="0"/>
+            <w:right w:val="none" w:color="auto" w:sz="0" w:space="0"/>
+            <w:insideH w:val="none" w:color="auto" w:sz="0" w:space="0"/>
+            <w:insideV w:val="none" w:color="auto" w:sz="0" w:space="0"/>
+          </w:tblBorders>
+          <w:tblCellMar>
+            <w:top w:w="15" w:type="dxa"/>
+            <w:left w:w="15" w:type="dxa"/>
+            <w:bottom w:w="15" w:type="dxa"/>
+            <w:right w:w="15" w:type="dxa"/>
+          </w:tblCellMar>
+        </w:tblPrEx>
+        <w:tc>
+          <w:tcPr>
+            <w:tcW w:w="1582" w:type="dxa"/>
+            <w:shd w:val="clear"/>
+            <w:tcMar>
+              <w:top w:w="150" w:type="dxa"/>
+              <w:left w:w="0" w:type="dxa"/>
+              <w:bottom w:w="150" w:type="dxa"/>
+              <w:right w:w="240" w:type="dxa"/>
+            </w:tcMar>
+            <w:vAlign w:val="center"/>
+          </w:tcPr>
+          <w:p>
+            <w:pPr>
+              <w:keepNext w:val="0"/>
+              <w:keepLines w:val="0"/>
+              <w:widowControl/>
+              <w:suppressLineNumbers w:val="0"/>
+              <w:spacing w:line="250" w:lineRule="atLeast"/>
+              <w:jc w:val="left"/>
+              <w:rPr>
+                <w:rFonts w:hint="default" w:asciiTheme="minorHAnsi" w:hAnsiTheme="minorHAnsi" w:eastAsiaTheme="minorEastAsia" w:cstheme="minorBidi"/>
+                <w:kern w:val="2"/>
+                <w:sz w:val="21"/>
+                <w:szCs w:val="24"/>
+                <w:lang w:val="en-US" w:eastAsia="zh-CN" w:bidi="ar-SA"/>
+              </w:rPr>
+            </w:pPr>
+            <w:r>
+              <w:rPr>
+                <w:rFonts w:hint="default" w:asciiTheme="minorHAnsi" w:hAnsiTheme="minorHAnsi" w:eastAsiaTheme="minorEastAsia" w:cstheme="minorBidi"/>
+                <w:kern w:val="2"/>
+                <w:sz w:val="21"/>
+                <w:szCs w:val="24"/>
+                <w:lang w:val="en-US" w:eastAsia="zh-CN" w:bidi="ar-SA"/>
+              </w:rPr>
+              <w:t>合规与隐私</w:t>
+            </w:r>
+          </w:p>
+        </w:tc>
+        <w:tc>
+          <w:tcPr>
+            <w:tcW w:w="2799" w:type="dxa"/>
+            <w:shd w:val="clear"/>
+            <w:tcMar>
+              <w:top w:w="150" w:type="dxa"/>
+              <w:left w:w="240" w:type="dxa"/>
+              <w:bottom w:w="150" w:type="dxa"/>
+              <w:right w:w="240" w:type="dxa"/>
+            </w:tcMar>
+            <w:vAlign w:val="center"/>
+          </w:tcPr>
+          <w:p>
+            <w:pPr>
+              <w:keepNext w:val="0"/>
+              <w:keepLines w:val="0"/>
+              <w:widowControl/>
+              <w:suppressLineNumbers w:val="0"/>
+              <w:spacing w:line="250" w:lineRule="atLeast"/>
+              <w:jc w:val="left"/>
+              <w:rPr>
+                <w:rFonts w:hint="default" w:asciiTheme="minorHAnsi" w:hAnsiTheme="minorHAnsi" w:eastAsiaTheme="minorEastAsia" w:cstheme="minorBidi"/>
+                <w:kern w:val="2"/>
+                <w:sz w:val="21"/>
+                <w:szCs w:val="24"/>
+                <w:lang w:val="en-US" w:eastAsia="zh-CN" w:bidi="ar-SA"/>
+              </w:rPr>
+            </w:pPr>
+            <w:r>
+              <w:rPr>
+                <w:rFonts w:hint="default" w:asciiTheme="minorHAnsi" w:hAnsiTheme="minorHAnsi" w:eastAsiaTheme="minorEastAsia" w:cstheme="minorBidi"/>
+                <w:kern w:val="2"/>
+                <w:sz w:val="21"/>
+                <w:szCs w:val="24"/>
+                <w:lang w:val="en-US" w:eastAsia="zh-CN" w:bidi="ar-SA"/>
+              </w:rPr>
+              <w:t>需通过微信开放平台资质审核，隐私政策需符合平台要求</w:t>
+            </w:r>
+          </w:p>
+        </w:tc>
+        <w:tc>
+          <w:tcPr>
+            <w:tcW w:w="2602" w:type="dxa"/>
+            <w:shd w:val="clear"/>
+            <w:tcMar>
+              <w:top w:w="150" w:type="dxa"/>
+              <w:left w:w="240" w:type="dxa"/>
+              <w:bottom w:w="150" w:type="dxa"/>
+              <w:right w:w="240" w:type="dxa"/>
+            </w:tcMar>
+            <w:vAlign w:val="center"/>
+          </w:tcPr>
+          <w:p>
+            <w:pPr>
+              <w:keepNext w:val="0"/>
+              <w:keepLines w:val="0"/>
+              <w:widowControl/>
+              <w:suppressLineNumbers w:val="0"/>
+              <w:spacing w:line="250" w:lineRule="atLeast"/>
+              <w:jc w:val="left"/>
+              <w:rPr>
+                <w:rFonts w:hint="default" w:asciiTheme="minorHAnsi" w:hAnsiTheme="minorHAnsi" w:eastAsiaTheme="minorEastAsia" w:cstheme="minorBidi"/>
+                <w:kern w:val="2"/>
+                <w:sz w:val="21"/>
+                <w:szCs w:val="24"/>
+                <w:lang w:val="en-US" w:eastAsia="zh-CN" w:bidi="ar-SA"/>
+              </w:rPr>
+            </w:pPr>
+            <w:r>
+              <w:rPr>
+                <w:rFonts w:hint="default" w:asciiTheme="minorHAnsi" w:hAnsiTheme="minorHAnsi" w:eastAsiaTheme="minorEastAsia" w:cstheme="minorBidi"/>
+                <w:kern w:val="2"/>
+                <w:sz w:val="21"/>
+                <w:szCs w:val="24"/>
+                <w:lang w:val="en-US" w:eastAsia="zh-CN" w:bidi="ar-SA"/>
+              </w:rPr>
+              <w:t>需自行处理各应用商店合规与隐私要求</w:t>
+            </w:r>
+          </w:p>
+        </w:tc>
+        <w:tc>
+          <w:tcPr>
+            <w:tcW w:w="2442" w:type="dxa"/>
+            <w:shd w:val="clear"/>
+            <w:tcMar>
+              <w:top w:w="150" w:type="dxa"/>
+              <w:left w:w="240" w:type="dxa"/>
+              <w:bottom w:w="150" w:type="dxa"/>
+              <w:right w:w="0" w:type="dxa"/>
+            </w:tcMar>
+            <w:vAlign w:val="center"/>
+          </w:tcPr>
+          <w:p>
+            <w:pPr>
+              <w:keepNext w:val="0"/>
+              <w:keepLines w:val="0"/>
+              <w:widowControl/>
+              <w:suppressLineNumbers w:val="0"/>
+              <w:spacing w:line="250" w:lineRule="atLeast"/>
+              <w:jc w:val="left"/>
+              <w:rPr>
+                <w:rFonts w:hint="default" w:asciiTheme="minorHAnsi" w:hAnsiTheme="minorHAnsi" w:eastAsiaTheme="minorEastAsia" w:cstheme="minorBidi"/>
+                <w:kern w:val="2"/>
+                <w:sz w:val="21"/>
+                <w:szCs w:val="24"/>
+                <w:lang w:val="en-US" w:eastAsia="zh-CN" w:bidi="ar-SA"/>
+              </w:rPr>
+            </w:pPr>
+            <w:r>
+              <w:rPr>
+                <w:rFonts w:hint="default" w:asciiTheme="minorHAnsi" w:hAnsiTheme="minorHAnsi" w:eastAsiaTheme="minorEastAsia" w:cstheme="minorBidi"/>
+                <w:kern w:val="2"/>
+                <w:sz w:val="21"/>
+                <w:szCs w:val="24"/>
+                <w:lang w:val="en-US" w:eastAsia="zh-CN" w:bidi="ar-SA"/>
+              </w:rPr>
+              <w:t>两者均需合规，小程序流程更标准化</w:t>
+            </w:r>
+          </w:p>
+        </w:tc>
+      </w:tr>
+    </w:tbl>
+    <w:p>
+      <w:pPr>
+        <w:pStyle w:val="7"/>
+        <w:keepNext w:val="0"/>
+        <w:keepLines w:val="0"/>
+        <w:widowControl/>
+        <w:suppressLineNumbers w:val="0"/>
+        <w:shd w:val="clear" w:fill="FFFFFF"/>
+        <w:spacing w:before="160" w:beforeAutospacing="0" w:after="160" w:afterAutospacing="0"/>
+        <w:ind w:left="0" w:right="0" w:firstLine="0"/>
+        <w:rPr>
+          <w:rFonts w:hint="default" w:asciiTheme="minorHAnsi" w:hAnsiTheme="minorHAnsi" w:eastAsiaTheme="minorEastAsia" w:cstheme="minorBidi"/>
+          <w:b w:val="0"/>
+          <w:bCs w:val="0"/>
+          <w:kern w:val="2"/>
+          <w:sz w:val="21"/>
+          <w:szCs w:val="24"/>
+          <w:lang w:val="en-US" w:eastAsia="zh-CN" w:bidi="ar-SA"/>
+        </w:rPr>
+      </w:pPr>
+    </w:p>
+    <w:p>
+      <w:pPr>
+        <w:pStyle w:val="7"/>
+        <w:keepNext w:val="0"/>
+        <w:keepLines w:val="0"/>
+        <w:widowControl/>
+        <w:suppressLineNumbers w:val="0"/>
+        <w:shd w:val="clear" w:fill="FFFFFF"/>
+        <w:spacing w:before="160" w:beforeAutospacing="0" w:after="160" w:afterAutospacing="0"/>
+        <w:ind w:left="0" w:right="0" w:firstLine="420" w:firstLineChars="0"/>
         <w:rPr>
           <w:rFonts w:hint="eastAsia"/>
           <w:sz w:val="24"/>
           <w:szCs w:val="32"/>
         </w:rPr>
       </w:pPr>
+      <w:r>
+        <w:rPr>
+          <w:rFonts w:hint="default" w:asciiTheme="minorHAnsi" w:hAnsiTheme="minorHAnsi" w:eastAsiaTheme="minorEastAsia" w:cstheme="minorBidi"/>
+          <w:b w:val="0"/>
+          <w:bCs w:val="0"/>
+          <w:kern w:val="2"/>
+          <w:sz w:val="21"/>
+          <w:szCs w:val="24"/>
+          <w:lang w:val="en-US" w:eastAsia="zh-CN" w:bidi="ar-SA"/>
+        </w:rPr>
+        <w:t>总结： 综合来看，微信小程序在获客门槛、开发维护成本、微信生态集成、社交传播和迭代速度上明显优于原生 App</w:t>
+      </w:r>
+      <w:r>
+        <w:rPr>
+          <w:rFonts w:hint="eastAsia" w:cstheme="minorBidi"/>
+          <w:b w:val="0"/>
+          <w:bCs w:val="0"/>
+          <w:kern w:val="2"/>
+          <w:sz w:val="21"/>
+          <w:szCs w:val="24"/>
+          <w:lang w:val="en-US" w:eastAsia="zh-CN" w:bidi="ar-SA"/>
+        </w:rPr>
+        <w:t>。</w:t>
+      </w:r>
     </w:p>
     <w:p>
       <w:pPr>
@@ -3029,13 +5392,13 @@
           <w:rFonts w:hint="eastAsia"/>
           <w:lang w:val="en-US" w:eastAsia="zh-CN"/>
         </w:rPr>
-        <w:t>2.1前端与客户端</w:t>
-      </w:r>
-      <w:r>
-        <w:rPr>
-          <w:rFonts w:hint="eastAsia"/>
-        </w:rPr>
-        <w:t>成本：</w:t>
+        <w:t>2.1前端与客户端技术</w:t>
+      </w:r>
+      <w:r>
+        <w:rPr>
+          <w:rFonts w:hint="eastAsia"/>
+        </w:rPr>
+        <w:t>：</w:t>
       </w:r>
     </w:p>
     <w:p>
@@ -4213,6 +6576,8 @@
           <w:rFonts w:hint="eastAsia"/>
         </w:rPr>
       </w:pPr>
+      <w:bookmarkStart w:id="0" w:name="_GoBack"/>
+      <w:bookmarkEnd w:id="0"/>
     </w:p>
     <w:p>
       <w:pPr>
@@ -4354,6 +6719,7 @@
     </w:p>
     <w:tbl>
       <w:tblPr>
+        <w:tblStyle w:val="8"/>
         <w:tblW w:w="8279" w:type="dxa"/>
         <w:tblInd w:w="0" w:type="dxa"/>
         <w:tblBorders>
@@ -4364,7 +6730,7 @@
           <w:insideH w:val="none" w:color="auto" w:sz="0" w:space="0"/>
           <w:insideV w:val="none" w:color="auto" w:sz="0" w:space="0"/>
         </w:tblBorders>
-        <w:shd w:val="clear"/>
+        <w:shd w:val="clear" w:color="auto" w:fill="auto"/>
         <w:tblLayout w:type="autofit"/>
         <w:tblCellMar>
           <w:top w:w="15" w:type="dxa"/>
@@ -4387,13 +6753,6 @@
             <w:insideH w:val="none" w:color="auto" w:sz="0" w:space="0"/>
             <w:insideV w:val="none" w:color="auto" w:sz="0" w:space="0"/>
           </w:tblBorders>
-          <w:shd w:val="clear"/>
-          <w:tblCellMar>
-            <w:top w:w="15" w:type="dxa"/>
-            <w:left w:w="15" w:type="dxa"/>
-            <w:bottom w:w="15" w:type="dxa"/>
-            <w:right w:w="15" w:type="dxa"/>
-          </w:tblCellMar>
         </w:tblPrEx>
         <w:trPr>
           <w:trHeight w:val="397" w:hRule="atLeast"/>
@@ -4405,7 +6764,7 @@
             <w:tcBorders>
               <w:top w:val="nil"/>
             </w:tcBorders>
-            <w:shd w:val="clear"/>
+            <w:shd w:val="clear" w:color="auto" w:fill="auto"/>
             <w:tcMar>
               <w:top w:w="150" w:type="dxa"/>
               <w:left w:w="0" w:type="dxa"/>
@@ -4446,7 +6805,7 @@
             <w:tcBorders>
               <w:top w:val="nil"/>
             </w:tcBorders>
-            <w:shd w:val="clear"/>
+            <w:shd w:val="clear" w:color="auto" w:fill="auto"/>
             <w:tcMar>
               <w:top w:w="150" w:type="dxa"/>
               <w:left w:w="240" w:type="dxa"/>
@@ -4492,7 +6851,6 @@
             <w:insideH w:val="none" w:color="auto" w:sz="0" w:space="0"/>
             <w:insideV w:val="none" w:color="auto" w:sz="0" w:space="0"/>
           </w:tblBorders>
-          <w:shd w:val="clear"/>
           <w:tblCellMar>
             <w:top w:w="15" w:type="dxa"/>
             <w:left w:w="15" w:type="dxa"/>
@@ -4506,7 +6864,7 @@
         <w:tc>
           <w:tcPr>
             <w:tcW w:w="3921" w:type="dxa"/>
-            <w:shd w:val="clear"/>
+            <w:shd w:val="clear" w:color="auto" w:fill="auto"/>
             <w:tcMar>
               <w:top w:w="150" w:type="dxa"/>
               <w:left w:w="0" w:type="dxa"/>
@@ -4544,7 +6902,7 @@
         <w:tc>
           <w:tcPr>
             <w:tcW w:w="0" w:type="auto"/>
-            <w:shd w:val="clear"/>
+            <w:shd w:val="clear" w:color="auto" w:fill="auto"/>
             <w:tcMar>
               <w:top w:w="150" w:type="dxa"/>
               <w:left w:w="240" w:type="dxa"/>
@@ -4632,6 +6990,7 @@
     </w:p>
     <w:tbl>
       <w:tblPr>
+        <w:tblStyle w:val="8"/>
         <w:tblW w:w="8419" w:type="dxa"/>
         <w:tblInd w:w="0" w:type="dxa"/>
         <w:tblBorders>
@@ -4642,7 +7001,7 @@
           <w:insideH w:val="none" w:color="auto" w:sz="0" w:space="0"/>
           <w:insideV w:val="none" w:color="auto" w:sz="0" w:space="0"/>
         </w:tblBorders>
-        <w:shd w:val="clear"/>
+        <w:shd w:val="clear" w:color="auto" w:fill="auto"/>
         <w:tblLayout w:type="autofit"/>
         <w:tblCellMar>
           <w:top w:w="15" w:type="dxa"/>
@@ -4665,7 +7024,7 @@
             <w:insideH w:val="none" w:color="auto" w:sz="0" w:space="0"/>
             <w:insideV w:val="none" w:color="auto" w:sz="0" w:space="0"/>
           </w:tblBorders>
-          <w:shd w:val="clear"/>
+          <w:shd w:val="clear" w:color="auto" w:fill="auto"/>
           <w:tblCellMar>
             <w:top w:w="15" w:type="dxa"/>
             <w:left w:w="15" w:type="dxa"/>
@@ -4683,7 +7042,7 @@
             <w:tcBorders>
               <w:top w:val="nil"/>
             </w:tcBorders>
-            <w:shd w:val="clear"/>
+            <w:shd w:val="clear" w:color="auto" w:fill="auto"/>
             <w:tcMar>
               <w:top w:w="150" w:type="dxa"/>
               <w:left w:w="0" w:type="dxa"/>
@@ -4724,7 +7083,7 @@
             <w:tcBorders>
               <w:top w:val="nil"/>
             </w:tcBorders>
-            <w:shd w:val="clear"/>
+            <w:shd w:val="clear" w:color="auto" w:fill="auto"/>
             <w:tcMar>
               <w:top w:w="150" w:type="dxa"/>
               <w:left w:w="240" w:type="dxa"/>
@@ -4783,7 +7142,7 @@
         <w:tc>
           <w:tcPr>
             <w:tcW w:w="0" w:type="auto"/>
-            <w:shd w:val="clear"/>
+            <w:shd w:val="clear" w:color="auto" w:fill="auto"/>
             <w:tcMar>
               <w:top w:w="150" w:type="dxa"/>
               <w:left w:w="0" w:type="dxa"/>
@@ -4821,7 +7180,7 @@
         <w:tc>
           <w:tcPr>
             <w:tcW w:w="0" w:type="auto"/>
-            <w:shd w:val="clear"/>
+            <w:shd w:val="clear" w:color="auto" w:fill="auto"/>
             <w:tcMar>
               <w:top w:w="150" w:type="dxa"/>
               <w:left w:w="240" w:type="dxa"/>
@@ -5022,6 +7381,7 @@
     </w:p>
     <w:tbl>
       <w:tblPr>
+        <w:tblStyle w:val="8"/>
         <w:tblW w:w="8699" w:type="dxa"/>
         <w:tblInd w:w="0" w:type="dxa"/>
         <w:tblBorders>
@@ -5032,7 +7392,7 @@
           <w:insideH w:val="none" w:color="auto" w:sz="0" w:space="0"/>
           <w:insideV w:val="none" w:color="auto" w:sz="0" w:space="0"/>
         </w:tblBorders>
-        <w:shd w:val="clear"/>
+        <w:shd w:val="clear" w:color="auto" w:fill="auto"/>
         <w:tblLayout w:type="autofit"/>
         <w:tblCellMar>
           <w:top w:w="15" w:type="dxa"/>
@@ -5055,7 +7415,6 @@
             <w:insideH w:val="none" w:color="auto" w:sz="0" w:space="0"/>
             <w:insideV w:val="none" w:color="auto" w:sz="0" w:space="0"/>
           </w:tblBorders>
-          <w:shd w:val="clear"/>
           <w:tblCellMar>
             <w:top w:w="15" w:type="dxa"/>
             <w:left w:w="15" w:type="dxa"/>
@@ -5073,7 +7432,7 @@
             <w:tcBorders>
               <w:top w:val="nil"/>
             </w:tcBorders>
-            <w:shd w:val="clear"/>
+            <w:shd w:val="clear" w:color="auto" w:fill="auto"/>
             <w:tcMar>
               <w:top w:w="150" w:type="dxa"/>
               <w:left w:w="0" w:type="dxa"/>
@@ -5120,7 +7479,7 @@
             <w:tcBorders>
               <w:top w:val="nil"/>
             </w:tcBorders>
-            <w:shd w:val="clear"/>
+            <w:shd w:val="clear" w:color="auto" w:fill="auto"/>
             <w:tcMar>
               <w:top w:w="150" w:type="dxa"/>
               <w:left w:w="240" w:type="dxa"/>
@@ -5185,7 +7544,7 @@
         <w:tc>
           <w:tcPr>
             <w:tcW w:w="0" w:type="auto"/>
-            <w:shd w:val="clear"/>
+            <w:shd w:val="clear" w:color="auto" w:fill="auto"/>
             <w:tcMar>
               <w:top w:w="150" w:type="dxa"/>
               <w:left w:w="0" w:type="dxa"/>
@@ -5229,7 +7588,7 @@
         <w:tc>
           <w:tcPr>
             <w:tcW w:w="0" w:type="auto"/>
-            <w:shd w:val="clear"/>
+            <w:shd w:val="clear" w:color="auto" w:fill="auto"/>
             <w:tcMar>
               <w:top w:w="150" w:type="dxa"/>
               <w:left w:w="240" w:type="dxa"/>
@@ -5281,7 +7640,6 @@
             <w:insideH w:val="none" w:color="auto" w:sz="0" w:space="0"/>
             <w:insideV w:val="none" w:color="auto" w:sz="0" w:space="0"/>
           </w:tblBorders>
-          <w:shd w:val="clear"/>
           <w:tblCellMar>
             <w:top w:w="15" w:type="dxa"/>
             <w:left w:w="15" w:type="dxa"/>
@@ -5295,7 +7653,7 @@
         <w:tc>
           <w:tcPr>
             <w:tcW w:w="0" w:type="auto"/>
-            <w:shd w:val="clear"/>
+            <w:shd w:val="clear" w:color="auto" w:fill="auto"/>
             <w:tcMar>
               <w:top w:w="150" w:type="dxa"/>
               <w:left w:w="0" w:type="dxa"/>
@@ -5339,7 +7697,7 @@
         <w:tc>
           <w:tcPr>
             <w:tcW w:w="0" w:type="auto"/>
-            <w:shd w:val="clear"/>
+            <w:shd w:val="clear" w:color="auto" w:fill="auto"/>
             <w:tcMar>
               <w:top w:w="150" w:type="dxa"/>
               <w:left w:w="240" w:type="dxa"/>
@@ -5391,7 +7749,6 @@
             <w:insideH w:val="none" w:color="auto" w:sz="0" w:space="0"/>
             <w:insideV w:val="none" w:color="auto" w:sz="0" w:space="0"/>
           </w:tblBorders>
-          <w:shd w:val="clear"/>
           <w:tblCellMar>
             <w:top w:w="15" w:type="dxa"/>
             <w:left w:w="15" w:type="dxa"/>
@@ -5405,7 +7762,7 @@
         <w:tc>
           <w:tcPr>
             <w:tcW w:w="0" w:type="auto"/>
-            <w:shd w:val="clear"/>
+            <w:shd w:val="clear" w:color="auto" w:fill="auto"/>
             <w:tcMar>
               <w:top w:w="150" w:type="dxa"/>
               <w:left w:w="0" w:type="dxa"/>
@@ -5449,7 +7806,7 @@
         <w:tc>
           <w:tcPr>
             <w:tcW w:w="0" w:type="auto"/>
-            <w:shd w:val="clear"/>
+            <w:shd w:val="clear" w:color="auto" w:fill="auto"/>
             <w:tcMar>
               <w:top w:w="150" w:type="dxa"/>
               <w:left w:w="240" w:type="dxa"/>
@@ -5501,7 +7858,6 @@
             <w:insideH w:val="none" w:color="auto" w:sz="0" w:space="0"/>
             <w:insideV w:val="none" w:color="auto" w:sz="0" w:space="0"/>
           </w:tblBorders>
-          <w:shd w:val="clear"/>
           <w:tblCellMar>
             <w:top w:w="15" w:type="dxa"/>
             <w:left w:w="15" w:type="dxa"/>
@@ -5515,7 +7871,7 @@
         <w:tc>
           <w:tcPr>
             <w:tcW w:w="0" w:type="auto"/>
-            <w:shd w:val="clear"/>
+            <w:shd w:val="clear" w:color="auto" w:fill="auto"/>
             <w:tcMar>
               <w:top w:w="150" w:type="dxa"/>
               <w:left w:w="0" w:type="dxa"/>
@@ -5559,7 +7915,7 @@
         <w:tc>
           <w:tcPr>
             <w:tcW w:w="0" w:type="auto"/>
-            <w:shd w:val="clear"/>
+            <w:shd w:val="clear" w:color="auto" w:fill="auto"/>
             <w:tcMar>
               <w:top w:w="150" w:type="dxa"/>
               <w:left w:w="240" w:type="dxa"/>
@@ -6072,6 +8428,7 @@
     </w:p>
     <w:tbl>
       <w:tblPr>
+        <w:tblStyle w:val="8"/>
         <w:tblW w:w="8699" w:type="dxa"/>
         <w:tblInd w:w="0" w:type="dxa"/>
         <w:tblBorders>
@@ -6082,7 +8439,7 @@
           <w:insideH w:val="none" w:color="auto" w:sz="0" w:space="0"/>
           <w:insideV w:val="none" w:color="auto" w:sz="0" w:space="0"/>
         </w:tblBorders>
-        <w:shd w:val="clear"/>
+        <w:shd w:val="clear" w:color="auto" w:fill="auto"/>
         <w:tblLayout w:type="autofit"/>
         <w:tblCellMar>
           <w:top w:w="15" w:type="dxa"/>
@@ -6105,6 +8462,7 @@
             <w:insideH w:val="none" w:color="auto" w:sz="0" w:space="0"/>
             <w:insideV w:val="none" w:color="auto" w:sz="0" w:space="0"/>
           </w:tblBorders>
+          <w:shd w:val="clear" w:color="auto" w:fill="auto"/>
           <w:tblCellMar>
             <w:top w:w="15" w:type="dxa"/>
             <w:left w:w="15" w:type="dxa"/>
@@ -6122,7 +8480,7 @@
             <w:tcBorders>
               <w:top w:val="nil"/>
             </w:tcBorders>
-            <w:shd w:val="clear"/>
+            <w:shd w:val="clear" w:color="auto" w:fill="auto"/>
             <w:tcMar>
               <w:top w:w="150" w:type="dxa"/>
               <w:left w:w="0" w:type="dxa"/>
@@ -6172,7 +8530,7 @@
             <w:tcBorders>
               <w:top w:val="nil"/>
             </w:tcBorders>
-            <w:shd w:val="clear"/>
+            <w:shd w:val="clear" w:color="auto" w:fill="auto"/>
             <w:tcMar>
               <w:top w:w="150" w:type="dxa"/>
               <w:left w:w="240" w:type="dxa"/>
@@ -6240,7 +8598,7 @@
         <w:tc>
           <w:tcPr>
             <w:tcW w:w="0" w:type="auto"/>
-            <w:shd w:val="clear"/>
+            <w:shd w:val="clear" w:color="auto" w:fill="auto"/>
             <w:tcMar>
               <w:top w:w="150" w:type="dxa"/>
               <w:left w:w="0" w:type="dxa"/>
@@ -6287,7 +8645,7 @@
         <w:tc>
           <w:tcPr>
             <w:tcW w:w="0" w:type="auto"/>
-            <w:shd w:val="clear"/>
+            <w:shd w:val="clear" w:color="auto" w:fill="auto"/>
             <w:tcMar>
               <w:top w:w="150" w:type="dxa"/>
               <w:left w:w="240" w:type="dxa"/>
@@ -6342,7 +8700,6 @@
             <w:insideH w:val="none" w:color="auto" w:sz="0" w:space="0"/>
             <w:insideV w:val="none" w:color="auto" w:sz="0" w:space="0"/>
           </w:tblBorders>
-          <w:shd w:val="clear"/>
           <w:tblCellMar>
             <w:top w:w="15" w:type="dxa"/>
             <w:left w:w="15" w:type="dxa"/>
@@ -6356,7 +8713,7 @@
         <w:tc>
           <w:tcPr>
             <w:tcW w:w="0" w:type="auto"/>
-            <w:shd w:val="clear"/>
+            <w:shd w:val="clear" w:color="auto" w:fill="auto"/>
             <w:tcMar>
               <w:top w:w="150" w:type="dxa"/>
               <w:left w:w="0" w:type="dxa"/>
@@ -6403,7 +8760,7 @@
         <w:tc>
           <w:tcPr>
             <w:tcW w:w="0" w:type="auto"/>
-            <w:shd w:val="clear"/>
+            <w:shd w:val="clear" w:color="auto" w:fill="auto"/>
             <w:tcMar>
               <w:top w:w="150" w:type="dxa"/>
               <w:left w:w="240" w:type="dxa"/>
@@ -6734,6 +9091,7 @@
     <w:p>
       <w:pPr>
         <w:numPr>
+          <w:ilvl w:val="0"/>
           <w:numId w:val="0"/>
         </w:numPr>
         <w:rPr>
@@ -7224,6 +9582,7 @@
     <w:p>
       <w:pPr>
         <w:numPr>
+          <w:ilvl w:val="0"/>
           <w:numId w:val="0"/>
         </w:numPr>
         <w:ind w:leftChars="0"/>
@@ -7241,6 +9600,7 @@
     <w:p>
       <w:pPr>
         <w:numPr>
+          <w:ilvl w:val="0"/>
           <w:numId w:val="0"/>
         </w:numPr>
         <w:ind w:leftChars="0"/>
@@ -7287,6 +9647,7 @@
     <w:p>
       <w:pPr>
         <w:numPr>
+          <w:ilvl w:val="0"/>
           <w:numId w:val="0"/>
         </w:numPr>
         <w:ind w:leftChars="0"/>
@@ -7317,6 +9678,7 @@
       <w:pPr>
         <w:widowControl w:val="0"/>
         <w:numPr>
+          <w:ilvl w:val="0"/>
           <w:numId w:val="0"/>
         </w:numPr>
         <w:jc w:val="both"/>
@@ -7332,6 +9694,7 @@
       <w:pPr>
         <w:widowControl w:val="0"/>
         <w:numPr>
+          <w:ilvl w:val="0"/>
           <w:numId w:val="0"/>
         </w:numPr>
         <w:jc w:val="both"/>
@@ -7347,6 +9710,7 @@
       <w:pPr>
         <w:widowControl w:val="0"/>
         <w:numPr>
+          <w:ilvl w:val="0"/>
           <w:numId w:val="0"/>
         </w:numPr>
         <w:jc w:val="both"/>
@@ -7362,6 +9726,7 @@
       <w:pPr>
         <w:widowControl w:val="0"/>
         <w:numPr>
+          <w:ilvl w:val="0"/>
           <w:numId w:val="0"/>
         </w:numPr>
         <w:jc w:val="both"/>
@@ -7377,6 +9742,7 @@
       <w:pPr>
         <w:widowControl w:val="0"/>
         <w:numPr>
+          <w:ilvl w:val="0"/>
           <w:numId w:val="0"/>
         </w:numPr>
         <w:jc w:val="both"/>
@@ -7392,6 +9758,7 @@
       <w:pPr>
         <w:widowControl w:val="0"/>
         <w:numPr>
+          <w:ilvl w:val="0"/>
           <w:numId w:val="0"/>
         </w:numPr>
         <w:jc w:val="both"/>
@@ -7407,6 +9774,7 @@
       <w:pPr>
         <w:widowControl w:val="0"/>
         <w:numPr>
+          <w:ilvl w:val="0"/>
           <w:numId w:val="0"/>
         </w:numPr>
         <w:jc w:val="both"/>
@@ -7422,6 +9790,7 @@
       <w:pPr>
         <w:widowControl w:val="0"/>
         <w:numPr>
+          <w:ilvl w:val="0"/>
           <w:numId w:val="0"/>
         </w:numPr>
         <w:jc w:val="both"/>
@@ -7437,6 +9806,7 @@
       <w:pPr>
         <w:widowControl w:val="0"/>
         <w:numPr>
+          <w:ilvl w:val="0"/>
           <w:numId w:val="0"/>
         </w:numPr>
         <w:jc w:val="both"/>
@@ -7452,6 +9822,7 @@
       <w:pPr>
         <w:widowControl w:val="0"/>
         <w:numPr>
+          <w:ilvl w:val="0"/>
           <w:numId w:val="0"/>
         </w:numPr>
         <w:jc w:val="both"/>
@@ -7467,6 +9838,7 @@
       <w:pPr>
         <w:widowControl w:val="0"/>
         <w:numPr>
+          <w:ilvl w:val="0"/>
           <w:numId w:val="0"/>
         </w:numPr>
         <w:jc w:val="both"/>
@@ -7482,6 +9854,7 @@
       <w:pPr>
         <w:widowControl w:val="0"/>
         <w:numPr>
+          <w:ilvl w:val="0"/>
           <w:numId w:val="0"/>
         </w:numPr>
         <w:jc w:val="both"/>
@@ -7555,6 +9928,7 @@
     </w:p>
     <w:tbl>
       <w:tblPr>
+        <w:tblStyle w:val="8"/>
         <w:tblW w:w="8539" w:type="dxa"/>
         <w:tblInd w:w="0" w:type="dxa"/>
         <w:tblBorders>
@@ -7565,7 +9939,7 @@
           <w:insideH w:val="none" w:color="auto" w:sz="0" w:space="0"/>
           <w:insideV w:val="none" w:color="auto" w:sz="0" w:space="0"/>
         </w:tblBorders>
-        <w:shd w:val="clear"/>
+        <w:shd w:val="clear" w:color="auto" w:fill="auto"/>
         <w:tblLayout w:type="autofit"/>
         <w:tblCellMar>
           <w:top w:w="15" w:type="dxa"/>
@@ -7588,7 +9962,7 @@
             <w:insideH w:val="none" w:color="auto" w:sz="0" w:space="0"/>
             <w:insideV w:val="none" w:color="auto" w:sz="0" w:space="0"/>
           </w:tblBorders>
-          <w:shd w:val="clear"/>
+          <w:shd w:val="clear" w:color="auto" w:fill="auto"/>
           <w:tblCellMar>
             <w:top w:w="15" w:type="dxa"/>
             <w:left w:w="15" w:type="dxa"/>
@@ -7606,7 +9980,7 @@
             <w:tcBorders>
               <w:top w:val="nil"/>
             </w:tcBorders>
-            <w:shd w:val="clear"/>
+            <w:shd w:val="clear" w:color="auto" w:fill="auto"/>
             <w:tcMar>
               <w:top w:w="150" w:type="dxa"/>
               <w:left w:w="0" w:type="dxa"/>
@@ -7653,7 +10027,7 @@
             <w:tcBorders>
               <w:top w:val="nil"/>
             </w:tcBorders>
-            <w:shd w:val="clear"/>
+            <w:shd w:val="clear" w:color="auto" w:fill="auto"/>
             <w:tcMar>
               <w:top w:w="150" w:type="dxa"/>
               <w:left w:w="240" w:type="dxa"/>
@@ -7705,7 +10079,6 @@
             <w:insideH w:val="none" w:color="auto" w:sz="0" w:space="0"/>
             <w:insideV w:val="none" w:color="auto" w:sz="0" w:space="0"/>
           </w:tblBorders>
-          <w:shd w:val="clear"/>
           <w:tblCellMar>
             <w:top w:w="15" w:type="dxa"/>
             <w:left w:w="15" w:type="dxa"/>
@@ -7719,7 +10092,7 @@
         <w:tc>
           <w:tcPr>
             <w:tcW w:w="0" w:type="auto"/>
-            <w:shd w:val="clear"/>
+            <w:shd w:val="clear" w:color="auto" w:fill="auto"/>
             <w:tcMar>
               <w:top w:w="150" w:type="dxa"/>
               <w:left w:w="0" w:type="dxa"/>
@@ -7763,7 +10136,7 @@
         <w:tc>
           <w:tcPr>
             <w:tcW w:w="0" w:type="auto"/>
-            <w:shd w:val="clear"/>
+            <w:shd w:val="clear" w:color="auto" w:fill="auto"/>
             <w:tcMar>
               <w:top w:w="150" w:type="dxa"/>
               <w:left w:w="240" w:type="dxa"/>
@@ -7815,7 +10188,6 @@
             <w:insideH w:val="none" w:color="auto" w:sz="0" w:space="0"/>
             <w:insideV w:val="none" w:color="auto" w:sz="0" w:space="0"/>
           </w:tblBorders>
-          <w:shd w:val="clear"/>
           <w:tblCellMar>
             <w:top w:w="15" w:type="dxa"/>
             <w:left w:w="15" w:type="dxa"/>
@@ -7829,7 +10201,7 @@
         <w:tc>
           <w:tcPr>
             <w:tcW w:w="0" w:type="auto"/>
-            <w:shd w:val="clear"/>
+            <w:shd w:val="clear" w:color="auto" w:fill="auto"/>
             <w:tcMar>
               <w:top w:w="150" w:type="dxa"/>
               <w:left w:w="0" w:type="dxa"/>
@@ -7873,7 +10245,7 @@
         <w:tc>
           <w:tcPr>
             <w:tcW w:w="0" w:type="auto"/>
-            <w:shd w:val="clear"/>
+            <w:shd w:val="clear" w:color="auto" w:fill="auto"/>
             <w:tcMar>
               <w:top w:w="150" w:type="dxa"/>
               <w:left w:w="240" w:type="dxa"/>
@@ -7925,7 +10297,6 @@
             <w:insideH w:val="none" w:color="auto" w:sz="0" w:space="0"/>
             <w:insideV w:val="none" w:color="auto" w:sz="0" w:space="0"/>
           </w:tblBorders>
-          <w:shd w:val="clear"/>
           <w:tblCellMar>
             <w:top w:w="15" w:type="dxa"/>
             <w:left w:w="15" w:type="dxa"/>
@@ -7939,7 +10310,7 @@
         <w:tc>
           <w:tcPr>
             <w:tcW w:w="0" w:type="auto"/>
-            <w:shd w:val="clear"/>
+            <w:shd w:val="clear" w:color="auto" w:fill="auto"/>
             <w:tcMar>
               <w:top w:w="150" w:type="dxa"/>
               <w:left w:w="0" w:type="dxa"/>
@@ -7983,7 +10354,7 @@
         <w:tc>
           <w:tcPr>
             <w:tcW w:w="0" w:type="auto"/>
-            <w:shd w:val="clear"/>
+            <w:shd w:val="clear" w:color="auto" w:fill="auto"/>
             <w:tcMar>
               <w:top w:w="150" w:type="dxa"/>
               <w:left w:w="240" w:type="dxa"/>
@@ -8035,7 +10406,6 @@
             <w:insideH w:val="none" w:color="auto" w:sz="0" w:space="0"/>
             <w:insideV w:val="none" w:color="auto" w:sz="0" w:space="0"/>
           </w:tblBorders>
-          <w:shd w:val="clear"/>
           <w:tblCellMar>
             <w:top w:w="15" w:type="dxa"/>
             <w:left w:w="15" w:type="dxa"/>
@@ -8049,7 +10419,7 @@
         <w:tc>
           <w:tcPr>
             <w:tcW w:w="0" w:type="auto"/>
-            <w:shd w:val="clear"/>
+            <w:shd w:val="clear" w:color="auto" w:fill="auto"/>
             <w:tcMar>
               <w:top w:w="150" w:type="dxa"/>
               <w:left w:w="0" w:type="dxa"/>
@@ -8093,7 +10463,7 @@
         <w:tc>
           <w:tcPr>
             <w:tcW w:w="0" w:type="auto"/>
-            <w:shd w:val="clear"/>
+            <w:shd w:val="clear" w:color="auto" w:fill="auto"/>
             <w:tcMar>
               <w:top w:w="150" w:type="dxa"/>
               <w:left w:w="240" w:type="dxa"/>
